--- a/acti1/actividade semana1 BD.docx
+++ b/acti1/actividade semana1 BD.docx
@@ -106,12 +106,431 @@
     </w:p>
     <w:p>
       <w:pPr>
+        <w:pStyle w:val="Ttulo1"/>
+        <w:rPr/>
+      </w:pPr>
+      <w:r>
+        <w:rPr/>
+        <w:t>Fase 1. Comprensión del Negocio</w:t>
+      </w:r>
+    </w:p>
+    <w:p>
+      <w:pPr>
+        <w:pStyle w:val="Ttulo3"/>
+        <w:rPr/>
+      </w:pPr>
+      <w:r>
+        <w:rPr/>
+        <w:t>¿Qué proceso de negocio representa la información?</w:t>
+      </w:r>
+    </w:p>
+    <w:p>
+      <w:pPr>
+        <w:pStyle w:val="Cuerpodetexto"/>
+        <w:rPr/>
+      </w:pPr>
+      <w:r>
+        <w:rPr>
+          <w:rStyle w:val="Destaquemayor"/>
+        </w:rPr>
+        <w:t xml:space="preserve">R/ </w:t>
+      </w:r>
+      <w:r>
+        <w:rPr/>
+        <w:t>La información representa el proceso de ventas de una empresa comercializadora de herramientas y productos para el hogar, similar a un Homecenter. El dataset permite registrar y controlar las transacciones realizadas, incluyendo los productos vendidos, los clientes que realizaron las compras, los representantes de ventas involucrados y las sucursales donde se efectuaron las operaciones.</w:t>
+      </w:r>
+    </w:p>
+    <w:p>
+      <w:pPr>
+        <w:pStyle w:val="Ttulo3"/>
+        <w:rPr/>
+      </w:pPr>
+      <w:r>
+        <w:rPr/>
+        <w:t>¿Qué eventos se están registrando?</w:t>
+      </w:r>
+    </w:p>
+    <w:p>
+      <w:pPr>
+        <w:pStyle w:val="Cuerpodetexto"/>
+        <w:rPr/>
+      </w:pPr>
+      <w:r>
+        <w:rPr>
+          <w:rStyle w:val="Destaquemayor"/>
+        </w:rPr>
+        <w:t xml:space="preserve">R/ </w:t>
+      </w:r>
+      <w:r>
+        <w:rPr/>
+        <w:t>El principal evento registrado es la venta de productos. Para cada venta se almacena información relacionada con el cliente, el representante comercial responsable, los productos adquiridos, la cantidad vendida, el valor de la transacción y la sucursal donde se realizó la compra. Esto permite realizar seguimiento a la actividad comercial de la empresa.</w:t>
+      </w:r>
+    </w:p>
+    <w:p>
+      <w:pPr>
+        <w:pStyle w:val="Ttulo3"/>
+        <w:rPr/>
+      </w:pPr>
+      <w:r>
+        <w:rPr/>
+        <w:t>¿Qué actores participan en el proceso?</w:t>
+      </w:r>
+    </w:p>
+    <w:p>
+      <w:pPr>
+        <w:pStyle w:val="Cuerpodetexto"/>
+        <w:rPr/>
+      </w:pPr>
+      <w:r>
+        <w:rPr>
+          <w:rStyle w:val="Destaquemayor"/>
+        </w:rPr>
+        <w:t xml:space="preserve">R/ </w:t>
+      </w:r>
+      <w:r>
+        <w:rPr/>
+        <w:t>En el proceso intervienen varios actores principales:</w:t>
+      </w:r>
+    </w:p>
+    <w:p>
+      <w:pPr>
+        <w:pStyle w:val="Cuerpodetexto"/>
+        <w:numPr>
+          <w:ilvl w:val="0"/>
+          <w:numId w:val="12"/>
+        </w:numPr>
+        <w:tabs>
+          <w:tab w:val="clear" w:pos="720"/>
+          <w:tab w:val="left" w:pos="0" w:leader="none"/>
+        </w:tabs>
+        <w:ind w:left="709" w:hanging="283"/>
+        <w:rPr/>
+      </w:pPr>
+      <w:r>
+        <w:rPr>
+          <w:rStyle w:val="Destaquemayor"/>
+        </w:rPr>
+        <w:t>Clientes:</w:t>
+      </w:r>
+      <w:r>
+        <w:rPr/>
+        <w:t xml:space="preserve"> realizan las compras de los productos.</w:t>
+      </w:r>
+    </w:p>
+    <w:p>
+      <w:pPr>
+        <w:pStyle w:val="Cuerpodetexto"/>
+        <w:numPr>
+          <w:ilvl w:val="0"/>
+          <w:numId w:val="12"/>
+        </w:numPr>
+        <w:tabs>
+          <w:tab w:val="clear" w:pos="720"/>
+          <w:tab w:val="left" w:pos="0" w:leader="none"/>
+        </w:tabs>
+        <w:ind w:left="709" w:hanging="283"/>
+        <w:rPr/>
+      </w:pPr>
+      <w:r>
+        <w:rPr>
+          <w:rStyle w:val="Destaquemayor"/>
+        </w:rPr>
+        <w:t>Representantes de ventas:</w:t>
+      </w:r>
+      <w:r>
+        <w:rPr/>
+        <w:t xml:space="preserve"> gestionan y registran las ventas realizadas.</w:t>
+      </w:r>
+    </w:p>
+    <w:p>
+      <w:pPr>
+        <w:pStyle w:val="Cuerpodetexto"/>
+        <w:numPr>
+          <w:ilvl w:val="0"/>
+          <w:numId w:val="12"/>
+        </w:numPr>
+        <w:tabs>
+          <w:tab w:val="clear" w:pos="720"/>
+          <w:tab w:val="left" w:pos="0" w:leader="none"/>
+        </w:tabs>
+        <w:ind w:left="709" w:hanging="283"/>
+        <w:rPr/>
+      </w:pPr>
+      <w:r>
+        <w:rPr>
+          <w:rStyle w:val="Destaquemayor"/>
+        </w:rPr>
+        <w:t>Sucursales:</w:t>
+      </w:r>
+      <w:r>
+        <w:rPr/>
+        <w:t xml:space="preserve"> son los puntos físicos donde se llevan a cabo las transacciones.</w:t>
+      </w:r>
+    </w:p>
+    <w:p>
+      <w:pPr>
+        <w:pStyle w:val="Cuerpodetexto"/>
+        <w:numPr>
+          <w:ilvl w:val="0"/>
+          <w:numId w:val="12"/>
+        </w:numPr>
+        <w:tabs>
+          <w:tab w:val="clear" w:pos="720"/>
+          <w:tab w:val="left" w:pos="0" w:leader="none"/>
+        </w:tabs>
+        <w:ind w:left="709" w:hanging="283"/>
+        <w:rPr/>
+      </w:pPr>
+      <w:r>
+        <w:rPr>
+          <w:rStyle w:val="Destaquemayor"/>
+        </w:rPr>
+        <w:t>Empresa:</w:t>
+      </w:r>
+      <w:r>
+        <w:rPr/>
+        <w:t xml:space="preserve"> administra la información de ventas y utiliza los datos para la toma de decisiones comerciales.</w:t>
+      </w:r>
+    </w:p>
+    <w:p>
+      <w:pPr>
+        <w:pStyle w:val="Ttulo3"/>
+        <w:rPr/>
+      </w:pPr>
+      <w:r>
+        <w:rPr/>
+        <w:t>¿Qué información parece repetirse?</w:t>
+      </w:r>
+    </w:p>
+    <w:p>
+      <w:pPr>
+        <w:pStyle w:val="Cuerpodetexto"/>
+        <w:rPr/>
+      </w:pPr>
+      <w:r>
+        <w:rPr>
+          <w:rStyle w:val="Destaquemayor"/>
+        </w:rPr>
+        <w:t xml:space="preserve">R/ </w:t>
+      </w:r>
+      <w:r>
+        <w:rPr/>
+        <w:t>Se observa repetición de datos como los nombres de los clientes, los representantes de ventas, las ciudades, las sucursales y algunos productos. Esta redundancia ocurre porque una misma entidad puede participar en múltiples transacciones, lo que provoca que sus datos se almacenen repetidamente en diferentes registros.</w:t>
+      </w:r>
+    </w:p>
+    <w:p>
+      <w:pPr>
+        <w:pStyle w:val="Ttulo3"/>
+        <w:rPr/>
+      </w:pPr>
+      <w:r>
+        <w:rPr/>
+        <w:t>¿Qué problemas podrían presentarse si la empresa continúa almacenando los datos de esta manera?</w:t>
+      </w:r>
+    </w:p>
+    <w:p>
+      <w:pPr>
+        <w:pStyle w:val="Cuerpodetexto"/>
+        <w:rPr/>
+      </w:pPr>
+      <w:r>
+        <w:rPr>
+          <w:rStyle w:val="Destaquemayor"/>
+        </w:rPr>
+        <w:t xml:space="preserve">R/ </w:t>
+      </w:r>
+      <w:r>
+        <w:rPr/>
+        <w:t>Mantener toda la información en una sola tabla puede generar diversos problemas, entre ellos:</w:t>
+      </w:r>
+    </w:p>
+    <w:p>
+      <w:pPr>
+        <w:pStyle w:val="Cuerpodetexto"/>
+        <w:numPr>
+          <w:ilvl w:val="0"/>
+          <w:numId w:val="13"/>
+        </w:numPr>
+        <w:tabs>
+          <w:tab w:val="clear" w:pos="720"/>
+          <w:tab w:val="left" w:pos="0" w:leader="none"/>
+        </w:tabs>
+        <w:ind w:left="709" w:hanging="283"/>
+        <w:rPr/>
+      </w:pPr>
+      <w:r>
+        <w:rPr>
+          <w:rStyle w:val="Destaquemayor"/>
+        </w:rPr>
+        <w:t>Redundancia de datos:</w:t>
+      </w:r>
+      <w:r>
+        <w:rPr/>
+        <w:t xml:space="preserve"> la misma información se almacena varias veces.</w:t>
+      </w:r>
+    </w:p>
+    <w:p>
+      <w:pPr>
+        <w:pStyle w:val="Cuerpodetexto"/>
+        <w:numPr>
+          <w:ilvl w:val="0"/>
+          <w:numId w:val="13"/>
+        </w:numPr>
+        <w:tabs>
+          <w:tab w:val="clear" w:pos="720"/>
+          <w:tab w:val="left" w:pos="0" w:leader="none"/>
+        </w:tabs>
+        <w:ind w:left="709" w:hanging="283"/>
+        <w:rPr/>
+      </w:pPr>
+      <w:r>
+        <w:rPr>
+          <w:rStyle w:val="Destaquemayor"/>
+        </w:rPr>
+        <w:t>Mayor consumo de espacio:</w:t>
+      </w:r>
+      <w:r>
+        <w:rPr/>
+        <w:t xml:space="preserve"> debido a la duplicación de registros.</w:t>
+      </w:r>
+    </w:p>
+    <w:p>
+      <w:pPr>
+        <w:pStyle w:val="Cuerpodetexto"/>
+        <w:numPr>
+          <w:ilvl w:val="0"/>
+          <w:numId w:val="13"/>
+        </w:numPr>
+        <w:tabs>
+          <w:tab w:val="clear" w:pos="720"/>
+          <w:tab w:val="left" w:pos="0" w:leader="none"/>
+        </w:tabs>
+        <w:ind w:left="709" w:hanging="283"/>
+        <w:rPr/>
+      </w:pPr>
+      <w:r>
+        <w:rPr>
+          <w:rStyle w:val="Destaquemayor"/>
+        </w:rPr>
+        <w:t>Inconsistencias:</w:t>
+      </w:r>
+      <w:r>
+        <w:rPr/>
+        <w:t xml:space="preserve"> una actualización incorrecta puede provocar diferencias entre registros relacionados.</w:t>
+      </w:r>
+    </w:p>
+    <w:p>
+      <w:pPr>
+        <w:pStyle w:val="Cuerpodetexto"/>
+        <w:numPr>
+          <w:ilvl w:val="0"/>
+          <w:numId w:val="13"/>
+        </w:numPr>
+        <w:tabs>
+          <w:tab w:val="clear" w:pos="720"/>
+          <w:tab w:val="left" w:pos="0" w:leader="none"/>
+        </w:tabs>
+        <w:ind w:left="709" w:hanging="283"/>
+        <w:rPr/>
+      </w:pPr>
+      <w:r>
+        <w:rPr>
+          <w:rStyle w:val="Destaquemayor"/>
+        </w:rPr>
+        <w:t>Dificultad de mantenimiento:</w:t>
+      </w:r>
+      <w:r>
+        <w:rPr/>
+        <w:t xml:space="preserve"> las modificaciones y consultas se vuelven más complejas.</w:t>
+      </w:r>
+    </w:p>
+    <w:p>
+      <w:pPr>
+        <w:pStyle w:val="Cuerpodetexto"/>
+        <w:numPr>
+          <w:ilvl w:val="0"/>
+          <w:numId w:val="13"/>
+        </w:numPr>
+        <w:tabs>
+          <w:tab w:val="clear" w:pos="720"/>
+          <w:tab w:val="left" w:pos="0" w:leader="none"/>
+        </w:tabs>
+        <w:ind w:left="709" w:hanging="283"/>
+        <w:rPr/>
+      </w:pPr>
+      <w:r>
+        <w:rPr>
+          <w:rStyle w:val="Destaquemayor"/>
+        </w:rPr>
+        <w:t>Menor eficiencia:</w:t>
+      </w:r>
+      <w:r>
+        <w:rPr/>
+        <w:t xml:space="preserve"> el rendimiento de las consultas puede disminuir a medida que aumenta el volumen de datos.</w:t>
+      </w:r>
+    </w:p>
+    <w:p>
+      <w:pPr>
+        <w:pStyle w:val="Cuerpodetexto"/>
+        <w:numPr>
+          <w:ilvl w:val="0"/>
+          <w:numId w:val="13"/>
+        </w:numPr>
+        <w:tabs>
+          <w:tab w:val="clear" w:pos="720"/>
+          <w:tab w:val="left" w:pos="0" w:leader="none"/>
+        </w:tabs>
+        <w:ind w:left="709" w:hanging="283"/>
+        <w:rPr/>
+      </w:pPr>
+      <w:r>
+        <w:rPr>
+          <w:rStyle w:val="Destaquemayor"/>
+        </w:rPr>
+        <w:t>Problemas de integridad:</w:t>
+      </w:r>
+      <w:r>
+        <w:rPr/>
+        <w:t xml:space="preserve"> existe mayor riesgo de errores y pérdida de calidad en la información.</w:t>
+      </w:r>
+    </w:p>
+    <w:p>
+      <w:pPr>
         <w:pStyle w:val="Ttulo2"/>
         <w:rPr/>
       </w:pPr>
       <w:r>
         <w:rPr/>
-        <w:t>Fase 1. Comprensión del Negocio</w:t>
+        <w:t>Entregable: Interpretación del negocio</w:t>
+      </w:r>
+    </w:p>
+    <w:p>
+      <w:pPr>
+        <w:pStyle w:val="Cuerpodetexto"/>
+        <w:rPr/>
+      </w:pPr>
+      <w:r>
+        <w:rPr/>
+        <w:t>El negocio corresponde a una empresa dedicada a la comercialización de herramientas y productos para el hogar que registra todas sus ventas en una base de datos. Cada registro contiene información sobre los clientes, productos, representantes de ventas y sucursales involucradas en las transacciones. A partir del análisis del dataset se identifica la necesidad de organizar la información mediante un proceso de normalización, con el fin de reducir la redundancia, mejorar la integridad de los datos y facilitar la gestión y análisis de las operaciones comerciales.</w:t>
+      </w:r>
+    </w:p>
+    <w:p>
+      <w:pPr>
+        <w:pStyle w:val="Normal"/>
+        <w:rPr/>
+      </w:pPr>
+      <w:r>
+        <w:rPr/>
+      </w:r>
+    </w:p>
+    <w:p>
+      <w:pPr>
+        <w:pStyle w:val="Ttulo2"/>
+        <w:rPr/>
+      </w:pPr>
+      <w:r>
+        <w:rPr/>
+        <w:t>Fase 2. Identificación de Entidades</w:t>
       </w:r>
     </w:p>
     <w:p>
@@ -122,7 +541,18 @@
       </w:pPr>
       <w:r>
         <w:rPr/>
-        <w:t>Antes de diseñar cualquier tabla, deberán analizar cuidadosamente el dataset entregado y responder:</w:t>
+        <w:t>A partir del análisis realizado, identifiquen las entidades principales involucradas en el proceso.</w:t>
+      </w:r>
+    </w:p>
+    <w:p>
+      <w:pPr>
+        <w:pStyle w:val="NormalWeb"/>
+        <w:spacing w:before="280" w:after="280"/>
+        <w:rPr/>
+      </w:pPr>
+      <w:r>
+        <w:rPr/>
+        <w:t>Algunas preguntas guía:</w:t>
       </w:r>
     </w:p>
     <w:p>
@@ -132,24 +562,12 @@
           <w:ilvl w:val="0"/>
           <w:numId w:val="1"/>
         </w:numPr>
-        <w:spacing w:before="280" w:after="280"/>
-        <w:rPr/>
-      </w:pPr>
-      <w:r>
-        <w:rPr/>
-        <w:t>¿Qué proceso de negocio representa la información?</w:t>
-      </w:r>
-    </w:p>
-    <w:p>
-      <w:pPr>
-        <w:pStyle w:val="NormalWeb"/>
-        <w:spacing w:before="280" w:after="280"/>
-        <w:ind w:left="720" w:hanging="0"/>
-        <w:rPr/>
-      </w:pPr>
-      <w:r>
-        <w:rPr/>
-        <w:t>R/ Ventas de homecenter</w:t>
+        <w:spacing w:before="280" w:after="0"/>
+        <w:rPr/>
+      </w:pPr>
+      <w:r>
+        <w:rPr/>
+        <w:t>¿Quién compra?</w:t>
       </w:r>
     </w:p>
     <w:p>
@@ -159,24 +577,12 @@
           <w:ilvl w:val="0"/>
           <w:numId w:val="1"/>
         </w:numPr>
-        <w:spacing w:before="280" w:after="280"/>
-        <w:rPr/>
-      </w:pPr>
-      <w:r>
-        <w:rPr/>
-        <w:t>¿Qué eventos se están registrando?</w:t>
-      </w:r>
-    </w:p>
-    <w:p>
-      <w:pPr>
-        <w:pStyle w:val="NormalWeb"/>
-        <w:spacing w:before="280" w:after="280"/>
-        <w:ind w:left="720" w:hanging="0"/>
-        <w:rPr/>
-      </w:pPr>
-      <w:r>
-        <w:rPr/>
-        <w:t>R/ Ventas, Quién fue el representante de la venta, Producto vendido, los clientes, la sucursal donde se hace la venta.</w:t>
+        <w:spacing w:before="0" w:after="0"/>
+        <w:rPr/>
+      </w:pPr>
+      <w:r>
+        <w:rPr/>
+        <w:t>¿Quién vende?</w:t>
       </w:r>
     </w:p>
     <w:p>
@@ -186,24 +592,12 @@
           <w:ilvl w:val="0"/>
           <w:numId w:val="1"/>
         </w:numPr>
-        <w:spacing w:before="280" w:after="280"/>
-        <w:rPr/>
-      </w:pPr>
-      <w:r>
-        <w:rPr/>
-        <w:t>¿Qué actores participan en el proceso?</w:t>
-      </w:r>
-    </w:p>
-    <w:p>
-      <w:pPr>
-        <w:pStyle w:val="NormalWeb"/>
-        <w:spacing w:before="280" w:after="280"/>
-        <w:ind w:left="720" w:hanging="0"/>
-        <w:rPr/>
-      </w:pPr>
-      <w:r>
-        <w:rPr/>
-        <w:t>R/ Clientes y representantes.</w:t>
+        <w:spacing w:before="0" w:after="0"/>
+        <w:rPr/>
+      </w:pPr>
+      <w:r>
+        <w:rPr/>
+        <w:t>¿Qué se vende?</w:t>
       </w:r>
     </w:p>
     <w:p>
@@ -213,24 +607,12 @@
           <w:ilvl w:val="0"/>
           <w:numId w:val="1"/>
         </w:numPr>
-        <w:spacing w:before="280" w:after="280"/>
-        <w:rPr/>
-      </w:pPr>
-      <w:r>
-        <w:rPr/>
-        <w:t>¿Qué información parece repetirse?</w:t>
-      </w:r>
-    </w:p>
-    <w:p>
-      <w:pPr>
-        <w:pStyle w:val="NormalWeb"/>
-        <w:spacing w:before="280" w:after="280"/>
-        <w:ind w:left="720" w:hanging="0"/>
-        <w:rPr/>
-      </w:pPr>
-      <w:r>
-        <w:rPr/>
-        <w:t>R/ Customer name, sales Rep</w:t>
+        <w:spacing w:before="0" w:after="0"/>
+        <w:rPr/>
+      </w:pPr>
+      <w:r>
+        <w:rPr/>
+        <w:t>¿Dónde se realiza la venta?</w:t>
       </w:r>
     </w:p>
     <w:p>
@@ -240,161 +622,11 @@
           <w:ilvl w:val="0"/>
           <w:numId w:val="1"/>
         </w:numPr>
-        <w:spacing w:before="280" w:after="280"/>
-        <w:rPr/>
-      </w:pPr>
-      <w:r>
-        <w:rPr/>
-        <w:t>¿Qué problemas podrían presentarse si la empresa continúa almacenando los datos de esta manera?</w:t>
-      </w:r>
-    </w:p>
-    <w:p>
-      <w:pPr>
-        <w:pStyle w:val="NormalWeb"/>
-        <w:spacing w:before="280" w:after="280"/>
-        <w:ind w:left="720" w:hanging="0"/>
-        <w:rPr/>
-      </w:pPr>
-      <w:r>
-        <w:rPr/>
-        <w:t>R/ Tendrían una tabla con demasiada información lo cual hace difícil su accesibilidad y su entendimiento.</w:t>
-      </w:r>
-    </w:p>
-    <w:p>
-      <w:pPr>
-        <w:pStyle w:val="Ttulo3"/>
-        <w:rPr/>
-      </w:pPr>
-      <w:r>
-        <w:rPr/>
-        <w:t>Entregable</w:t>
-      </w:r>
-    </w:p>
-    <w:p>
-      <w:pPr>
-        <w:pStyle w:val="NormalWeb"/>
-        <w:spacing w:before="280" w:after="280"/>
-        <w:rPr/>
-      </w:pPr>
-      <w:r>
-        <w:rPr/>
-        <w:t>Documento breve explicando la interpretación del negocio.</w:t>
-      </w:r>
-    </w:p>
-    <w:p>
-      <w:pPr>
-        <w:pStyle w:val="Normal"/>
-        <w:rPr/>
-      </w:pPr>
-      <w:r>
-        <w:rPr/>
-        <w:t>El negocio es una empresa que registra sus ventas en una tabla donde almacena toda la información pertinente de cada una de las ventas.</w:t>
-      </w:r>
-    </w:p>
-    <w:p>
-      <w:pPr>
-        <w:pStyle w:val="Ttulo2"/>
-        <w:rPr/>
-      </w:pPr>
-      <w:r>
-        <w:rPr/>
-        <w:t>Fase 2. Identificación de Entidades</w:t>
-      </w:r>
-    </w:p>
-    <w:p>
-      <w:pPr>
-        <w:pStyle w:val="NormalWeb"/>
-        <w:spacing w:before="280" w:after="280"/>
-        <w:rPr/>
-      </w:pPr>
-      <w:r>
-        <w:rPr/>
-        <w:t>A partir del análisis realizado, identifiquen las entidades principales involucradas en el proceso.</w:t>
-      </w:r>
-    </w:p>
-    <w:p>
-      <w:pPr>
-        <w:pStyle w:val="NormalWeb"/>
-        <w:spacing w:before="280" w:after="280"/>
-        <w:rPr/>
-      </w:pPr>
-      <w:r>
-        <w:rPr/>
-        <w:t>Algunas preguntas guía:</w:t>
-      </w:r>
-    </w:p>
-    <w:p>
-      <w:pPr>
-        <w:pStyle w:val="NormalWeb"/>
-        <w:numPr>
-          <w:ilvl w:val="0"/>
-          <w:numId w:val="2"/>
-        </w:numPr>
-        <w:spacing w:before="280" w:after="0"/>
-        <w:rPr/>
-      </w:pPr>
-      <w:r>
-        <w:rPr/>
-        <w:t>¿Quién compra?</w:t>
-      </w:r>
-    </w:p>
-    <w:p>
-      <w:pPr>
-        <w:pStyle w:val="NormalWeb"/>
-        <w:numPr>
-          <w:ilvl w:val="0"/>
-          <w:numId w:val="2"/>
-        </w:numPr>
         <w:spacing w:before="0" w:after="0"/>
         <w:rPr/>
       </w:pPr>
       <w:r>
         <w:rPr/>
-        <w:t>¿Quién vende?</w:t>
-      </w:r>
-    </w:p>
-    <w:p>
-      <w:pPr>
-        <w:pStyle w:val="NormalWeb"/>
-        <w:numPr>
-          <w:ilvl w:val="0"/>
-          <w:numId w:val="2"/>
-        </w:numPr>
-        <w:spacing w:before="0" w:after="0"/>
-        <w:rPr/>
-      </w:pPr>
-      <w:r>
-        <w:rPr/>
-        <w:t>¿Qué se vende?</w:t>
-      </w:r>
-    </w:p>
-    <w:p>
-      <w:pPr>
-        <w:pStyle w:val="NormalWeb"/>
-        <w:numPr>
-          <w:ilvl w:val="0"/>
-          <w:numId w:val="2"/>
-        </w:numPr>
-        <w:spacing w:before="0" w:after="0"/>
-        <w:rPr/>
-      </w:pPr>
-      <w:r>
-        <w:rPr/>
-        <w:t>¿Dónde se realiza la venta?</w:t>
-      </w:r>
-    </w:p>
-    <w:p>
-      <w:pPr>
-        <w:pStyle w:val="NormalWeb"/>
-        <w:numPr>
-          <w:ilvl w:val="0"/>
-          <w:numId w:val="2"/>
-        </w:numPr>
-        <w:spacing w:before="0" w:after="0"/>
-        <w:rPr/>
-      </w:pPr>
-      <w:r>
-        <w:rPr/>
         <w:t>¿Cómo se registra una transacción?</w:t>
       </w:r>
     </w:p>
@@ -403,7 +635,7 @@
         <w:pStyle w:val="NormalWeb"/>
         <w:numPr>
           <w:ilvl w:val="0"/>
-          <w:numId w:val="2"/>
+          <w:numId w:val="1"/>
         </w:numPr>
         <w:spacing w:before="0" w:after="280"/>
         <w:rPr/>
@@ -452,14 +684,118 @@
       <w:pPr>
         <w:pStyle w:val="Normal"/>
         <w:rPr>
-          <w:highlight w:val="yellow"/>
+          <w:highlight w:val="none"/>
+          <w:shd w:fill="FFFF00" w:val="clear"/>
+        </w:rPr>
+      </w:pPr>
+      <w:r>
+        <w:rPr>
+          <w:shd w:fill="FFFF00" w:val="clear"/>
+        </w:rPr>
+        <w:t>Cities: las ciudades en los clientes se encuentran y las ciudades donde se encuentran los representantes de ventas</w:t>
+      </w:r>
+    </w:p>
+    <w:p>
+      <w:pPr>
+        <w:pStyle w:val="Normal"/>
+        <w:rPr>
+          <w:highlight w:val="none"/>
+          <w:shd w:fill="FFFF00" w:val="clear"/>
+        </w:rPr>
+      </w:pPr>
+      <w:r>
+        <w:rPr>
+          <w:shd w:fill="FFFF00" w:val="clear"/>
+        </w:rPr>
+        <w:t>Representantes de ventas: Los representantes de la empresa</w:t>
+      </w:r>
+    </w:p>
+    <w:p>
+      <w:pPr>
+        <w:pStyle w:val="Normal"/>
+        <w:rPr>
+          <w:highlight w:val="none"/>
+          <w:shd w:fill="FFFF00" w:val="clear"/>
+        </w:rPr>
+      </w:pPr>
+      <w:r>
+        <w:rPr>
+          <w:shd w:fill="FFFF00" w:val="clear"/>
+        </w:rPr>
+        <w:t>Branches: las sucursales donde se encuentran los representantes de ventas</w:t>
+      </w:r>
+    </w:p>
+    <w:p>
+      <w:pPr>
+        <w:pStyle w:val="Normal"/>
+        <w:rPr>
+          <w:highlight w:val="none"/>
+          <w:shd w:fill="FFFF00" w:val="clear"/>
+        </w:rPr>
+      </w:pPr>
+      <w:r>
+        <w:rPr>
+          <w:shd w:fill="FFFF00" w:val="clear"/>
+        </w:rPr>
+        <w:t>Detalle rep Ventas: Esta es la tabla pivote entre las tablas representantes de ventas y ventas</w:t>
+      </w:r>
+    </w:p>
+    <w:p>
+      <w:pPr>
+        <w:pStyle w:val="Normal"/>
+        <w:rPr>
+          <w:highlight w:val="none"/>
+          <w:shd w:fill="FFFF00" w:val="clear"/>
         </w:rPr>
       </w:pPr>
       <w:r>
         <w:rPr>
           <w:highlight w:val="yellow"/>
+          <w:shd w:fill="FFFF00" w:val="clear"/>
         </w:rPr>
-        <w:t>Representantes de ventas: Los representantes de la empresa</w:t>
+        <w:t>Ventas: las ventas que realiza la empresa</w:t>
+      </w:r>
+    </w:p>
+    <w:p>
+      <w:pPr>
+        <w:pStyle w:val="Normal"/>
+        <w:rPr>
+          <w:highlight w:val="none"/>
+          <w:shd w:fill="FFFF00" w:val="clear"/>
+        </w:rPr>
+      </w:pPr>
+      <w:r>
+        <w:rPr>
+          <w:shd w:fill="FFFF00" w:val="clear"/>
+        </w:rPr>
+        <w:t>Métodos de pago: Los diferentes m</w:t>
+      </w:r>
+      <w:r>
+        <w:rPr>
+          <w:rFonts w:eastAsia="Times New Roman" w:cs="Times New Roman"/>
+          <w:color w:val="000000"/>
+          <w:kern w:val="0"/>
+          <w:sz w:val="24"/>
+          <w:szCs w:val="24"/>
+          <w:shd w:fill="FFFF00" w:val="clear"/>
+          <w:lang w:val="es-CO" w:eastAsia="es-MX" w:bidi="ar-SA"/>
+        </w:rPr>
+        <w:t>étodos de pago que usa la empresa</w:t>
+      </w:r>
+    </w:p>
+    <w:p>
+      <w:pPr>
+        <w:pStyle w:val="Normal"/>
+        <w:rPr>
+          <w:highlight w:val="none"/>
+          <w:shd w:fill="FFFF00" w:val="clear"/>
+        </w:rPr>
+      </w:pPr>
+      <w:r>
+        <w:rPr>
+          <w:shd w:fill="FFFF00" w:val="clear"/>
+        </w:rPr>
+        <w:t>Detalle Ventas: Tabla pivote entre Ventas y productos</w:t>
       </w:r>
     </w:p>
     <w:p>
@@ -479,13 +815,27 @@
     <w:p>
       <w:pPr>
         <w:pStyle w:val="Normal"/>
-        <w:rPr/>
-      </w:pPr>
-      <w:r>
+        <w:rPr>
+          <w:highlight w:val="none"/>
+          <w:shd w:fill="FFFF00" w:val="clear"/>
+        </w:rPr>
+      </w:pPr>
+      <w:r>
+        <w:rPr>
+          <w:shd w:fill="FFFF00" w:val="clear"/>
+        </w:rPr>
+        <w:t>Categorias: Las categorias de los productos de la empresa</w:t>
+      </w:r>
+    </w:p>
+    <w:p>
+      <w:pPr>
+        <w:pStyle w:val="Normal"/>
         <w:rPr>
           <w:highlight w:val="yellow"/>
         </w:rPr>
-        <w:t>Ventas: las ventas que realiza la empresa</w:t>
+      </w:pPr>
+      <w:r>
+        <w:rPr/>
       </w:r>
     </w:p>
     <w:p>
@@ -514,7 +864,7 @@
         <w:pStyle w:val="NormalWeb"/>
         <w:numPr>
           <w:ilvl w:val="0"/>
-          <w:numId w:val="3"/>
+          <w:numId w:val="2"/>
         </w:numPr>
         <w:spacing w:before="280" w:after="280"/>
         <w:rPr/>
@@ -527,170 +877,26 @@
     <w:p>
       <w:pPr>
         <w:pStyle w:val="NormalWeb"/>
+        <w:numPr>
+          <w:ilvl w:val="0"/>
+          <w:numId w:val="2"/>
+        </w:numPr>
         <w:spacing w:before="280" w:after="280"/>
-        <w:ind w:left="720" w:hanging="0"/>
-        <w:rPr/>
-      </w:pPr>
-      <w:r>
-        <w:rPr/>
-        <w:t>Clientes: Id, Name y BranchCity</w:t>
-      </w:r>
-    </w:p>
-    <w:p>
-      <w:pPr>
-        <w:pStyle w:val="NormalWeb"/>
+        <w:rPr/>
+      </w:pPr>
+      <w:r>
+        <w:rPr/>
+        <w:t>Identifiquen la clave primaria propuesta.</w:t>
+      </w:r>
+    </w:p>
+    <w:p>
+      <w:pPr>
+        <w:pStyle w:val="NormalWeb"/>
+        <w:numPr>
+          <w:ilvl w:val="0"/>
+          <w:numId w:val="2"/>
+        </w:numPr>
         <w:spacing w:before="280" w:after="280"/>
-        <w:ind w:left="720" w:hanging="0"/>
-        <w:rPr/>
-      </w:pPr>
-      <w:r>
-        <w:rPr/>
-        <w:t>Representantes de ventas: Id, Name, Branch, Branch City</w:t>
-      </w:r>
-    </w:p>
-    <w:p>
-      <w:pPr>
-        <w:pStyle w:val="NormalWeb"/>
-        <w:spacing w:before="280" w:after="280"/>
-        <w:ind w:left="720" w:hanging="0"/>
-        <w:rPr/>
-      </w:pPr>
-      <w:r>
-        <w:rPr/>
-        <w:t>Productos: Id, Name, Categoty, UnitPrice</w:t>
-      </w:r>
-    </w:p>
-    <w:p>
-      <w:pPr>
-        <w:pStyle w:val="NormalWeb"/>
-        <w:spacing w:before="280" w:after="280"/>
-        <w:ind w:left="720" w:hanging="0"/>
-        <w:rPr/>
-      </w:pPr>
-      <w:r>
-        <w:rPr/>
-        <w:t xml:space="preserve">Ventas: Id, Date, Quantity, PaymentMethod, InvoiceNumber </w:t>
-      </w:r>
-    </w:p>
-    <w:p>
-      <w:pPr>
-        <w:pStyle w:val="NormalWeb"/>
-        <w:spacing w:before="280" w:after="280"/>
-        <w:ind w:left="720" w:hanging="0"/>
-        <w:rPr/>
-      </w:pPr>
-      <w:r>
-        <w:rPr/>
-        <w:t>Facturas: Id, InvoiceNumber</w:t>
-      </w:r>
-    </w:p>
-    <w:p>
-      <w:pPr>
-        <w:pStyle w:val="NormalWeb"/>
-        <w:spacing w:before="280" w:after="280"/>
-        <w:ind w:left="720" w:hanging="0"/>
-        <w:rPr/>
-      </w:pPr>
-      <w:r>
-        <w:rPr/>
-        <w:t>Métodos de pago: Id, PaymentMethod</w:t>
-      </w:r>
-    </w:p>
-    <w:p>
-      <w:pPr>
-        <w:pStyle w:val="NormalWeb"/>
-        <w:numPr>
-          <w:ilvl w:val="0"/>
-          <w:numId w:val="3"/>
-        </w:numPr>
-        <w:spacing w:before="280" w:after="280"/>
-        <w:rPr/>
-      </w:pPr>
-      <w:r>
-        <w:rPr/>
-        <w:t>Identifiquen la clave primaria propuesta.</w:t>
-      </w:r>
-    </w:p>
-    <w:p>
-      <w:pPr>
-        <w:pStyle w:val="NormalWeb"/>
-        <w:spacing w:before="280" w:after="280"/>
-        <w:ind w:left="720" w:hanging="0"/>
-        <w:rPr/>
-      </w:pPr>
-      <w:r>
-        <w:rPr/>
-        <w:t>R/ Clientes: Customer Name</w:t>
-      </w:r>
-    </w:p>
-    <w:p>
-      <w:pPr>
-        <w:pStyle w:val="NormalWeb"/>
-        <w:spacing w:before="280" w:after="280"/>
-        <w:ind w:left="720" w:hanging="0"/>
-        <w:rPr/>
-      </w:pPr>
-      <w:r>
-        <w:rPr/>
-        <w:t xml:space="preserve">Representantes de ventas: Rep Name </w:t>
-      </w:r>
-    </w:p>
-    <w:p>
-      <w:pPr>
-        <w:pStyle w:val="NormalWeb"/>
-        <w:spacing w:before="280" w:after="280"/>
-        <w:ind w:left="720" w:hanging="0"/>
-        <w:rPr/>
-      </w:pPr>
-      <w:r>
-        <w:rPr/>
-        <w:t>Productos: Product name</w:t>
-      </w:r>
-    </w:p>
-    <w:p>
-      <w:pPr>
-        <w:pStyle w:val="NormalWeb"/>
-        <w:spacing w:before="280" w:after="280"/>
-        <w:ind w:left="720" w:hanging="0"/>
-        <w:rPr/>
-      </w:pPr>
-      <w:r>
-        <w:rPr/>
-        <w:t>Ventas: Id</w:t>
-      </w:r>
-    </w:p>
-    <w:p>
-      <w:pPr>
-        <w:pStyle w:val="NormalWeb"/>
-        <w:spacing w:before="280" w:after="280"/>
-        <w:ind w:left="720" w:hanging="0"/>
-        <w:rPr/>
-      </w:pPr>
-      <w:r>
-        <w:rPr/>
-        <w:t>Facturas: InvoiceNumber</w:t>
-      </w:r>
-    </w:p>
-    <w:p>
-      <w:pPr>
-        <w:pStyle w:val="NormalWeb"/>
-        <w:spacing w:before="280" w:after="280"/>
-        <w:ind w:left="720" w:hanging="0"/>
-        <w:rPr/>
-      </w:pPr>
-      <w:r>
-        <w:rPr/>
-        <w:t>Metodos de pago: PaymentMethod</w:t>
-      </w:r>
-    </w:p>
-    <w:p>
-      <w:pPr>
-        <w:pStyle w:val="NormalWeb"/>
-        <w:numPr>
-          <w:ilvl w:val="0"/>
-          <w:numId w:val="3"/>
-        </w:numPr>
-        <w:spacing w:before="280" w:after="280"/>
         <w:rPr/>
       </w:pPr>
       <w:r>
@@ -700,34 +906,12 @@
     </w:p>
     <w:p>
       <w:pPr>
-        <w:pStyle w:val="NormalWeb"/>
-        <w:spacing w:before="280" w:after="280"/>
-        <w:ind w:left="720" w:hanging="0"/>
-        <w:rPr/>
-      </w:pPr>
-      <w:r>
-        <w:rPr/>
-      </w:r>
-    </w:p>
-    <w:p>
-      <w:pPr>
         <w:pStyle w:val="Ttulo3"/>
         <w:rPr/>
       </w:pPr>
       <w:r>
         <w:rPr/>
-        <w:t>Entregable</w:t>
-      </w:r>
-    </w:p>
-    <w:p>
-      <w:pPr>
-        <w:pStyle w:val="NormalWeb"/>
-        <w:spacing w:before="280" w:after="280"/>
-        <w:rPr/>
-      </w:pPr>
-      <w:r>
-        <w:rPr/>
-        <w:t>Diccionario de datos con:</w:t>
+        <w:t>Entregable:</w:t>
       </w:r>
     </w:p>
     <w:p>
@@ -755,7 +939,7 @@
             <wp:positionV relativeFrom="paragraph">
               <wp:posOffset>635</wp:posOffset>
             </wp:positionV>
-            <wp:extent cx="5612130" cy="5096510"/>
+            <wp:extent cx="5612130" cy="4972685"/>
             <wp:effectExtent l="0" t="0" r="0" b="0"/>
             <wp:wrapSquare wrapText="largest"/>
             <wp:docPr id="1" name="Imagen1" descr=""/>
@@ -780,7 +964,7 @@
                   <pic:spPr bwMode="auto">
                     <a:xfrm>
                       <a:off x="0" y="0"/>
-                      <a:ext cx="5612130" cy="5096510"/>
+                      <a:ext cx="5612130" cy="4972685"/>
                     </a:xfrm>
                     <a:prstGeom prst="rect">
                       <a:avLst/>
@@ -828,7 +1012,7 @@
         <w:pStyle w:val="NormalWeb"/>
         <w:numPr>
           <w:ilvl w:val="0"/>
-          <w:numId w:val="4"/>
+          <w:numId w:val="3"/>
         </w:numPr>
         <w:spacing w:before="280" w:after="0"/>
         <w:rPr/>
@@ -843,7 +1027,7 @@
         <w:pStyle w:val="NormalWeb"/>
         <w:numPr>
           <w:ilvl w:val="0"/>
-          <w:numId w:val="4"/>
+          <w:numId w:val="3"/>
         </w:numPr>
         <w:spacing w:before="0" w:after="0"/>
         <w:rPr/>
@@ -858,7 +1042,7 @@
         <w:pStyle w:val="NormalWeb"/>
         <w:numPr>
           <w:ilvl w:val="0"/>
-          <w:numId w:val="4"/>
+          <w:numId w:val="3"/>
         </w:numPr>
         <w:spacing w:before="0" w:after="0"/>
         <w:rPr/>
@@ -873,7 +1057,7 @@
         <w:pStyle w:val="NormalWeb"/>
         <w:numPr>
           <w:ilvl w:val="0"/>
-          <w:numId w:val="4"/>
+          <w:numId w:val="3"/>
         </w:numPr>
         <w:spacing w:before="0" w:after="0"/>
         <w:rPr/>
@@ -888,7 +1072,7 @@
         <w:pStyle w:val="NormalWeb"/>
         <w:numPr>
           <w:ilvl w:val="0"/>
-          <w:numId w:val="4"/>
+          <w:numId w:val="3"/>
         </w:numPr>
         <w:spacing w:before="0" w:after="280"/>
         <w:rPr/>
@@ -924,7 +1108,7 @@
             <wp:positionV relativeFrom="paragraph">
               <wp:posOffset>635</wp:posOffset>
             </wp:positionV>
-            <wp:extent cx="5612130" cy="5096510"/>
+            <wp:extent cx="5612130" cy="4972685"/>
             <wp:effectExtent l="0" t="0" r="0" b="0"/>
             <wp:wrapSquare wrapText="largest"/>
             <wp:docPr id="2" name="Imagen2" descr=""/>
@@ -949,7 +1133,7 @@
                   <pic:spPr bwMode="auto">
                     <a:xfrm>
                       <a:off x="0" y="0"/>
-                      <a:ext cx="5612130" cy="5096510"/>
+                      <a:ext cx="5612130" cy="4972685"/>
                     </a:xfrm>
                     <a:prstGeom prst="rect">
                       <a:avLst/>
@@ -999,6 +1183,153 @@
         <w:pStyle w:val="NormalWeb"/>
         <w:numPr>
           <w:ilvl w:val="0"/>
+          <w:numId w:val="4"/>
+        </w:numPr>
+        <w:spacing w:before="280" w:after="0"/>
+        <w:rPr/>
+      </w:pPr>
+      <w:r>
+        <w:rPr/>
+        <w:t>¿Existen atributos duplicados?</w:t>
+      </w:r>
+    </w:p>
+    <w:p>
+      <w:pPr>
+        <w:pStyle w:val="NormalWeb"/>
+        <w:numPr>
+          <w:ilvl w:val="0"/>
+          <w:numId w:val="4"/>
+        </w:numPr>
+        <w:spacing w:before="0" w:after="0"/>
+        <w:rPr/>
+      </w:pPr>
+      <w:r>
+        <w:rPr/>
+        <w:t>¿Existen dependencias parciales?</w:t>
+      </w:r>
+    </w:p>
+    <w:p>
+      <w:pPr>
+        <w:pStyle w:val="NormalWeb"/>
+        <w:numPr>
+          <w:ilvl w:val="0"/>
+          <w:numId w:val="4"/>
+        </w:numPr>
+        <w:spacing w:before="0" w:after="0"/>
+        <w:rPr/>
+      </w:pPr>
+      <w:r>
+        <w:rPr/>
+        <w:t>¿Existen dependencias transitivas?</w:t>
+      </w:r>
+    </w:p>
+    <w:p>
+      <w:pPr>
+        <w:pStyle w:val="NormalWeb"/>
+        <w:numPr>
+          <w:ilvl w:val="0"/>
+          <w:numId w:val="4"/>
+        </w:numPr>
+        <w:spacing w:before="0" w:after="0"/>
+        <w:rPr/>
+      </w:pPr>
+      <w:r>
+        <w:rPr/>
+        <w:t>¿Todas las entidades representan conceptos del negocio?</w:t>
+      </w:r>
+    </w:p>
+    <w:p>
+      <w:pPr>
+        <w:pStyle w:val="NormalWeb"/>
+        <w:numPr>
+          <w:ilvl w:val="0"/>
+          <w:numId w:val="4"/>
+        </w:numPr>
+        <w:spacing w:before="0" w:after="280"/>
+        <w:rPr/>
+      </w:pPr>
+      <w:r>
+        <w:rPr/>
+        <w:t>¿Las relaciones reflejan correctamente la realidad del proceso?</w:t>
+      </w:r>
+    </w:p>
+    <w:p>
+      <w:pPr>
+        <w:pStyle w:val="NormalWeb"/>
+        <w:spacing w:before="280" w:after="280"/>
+        <w:rPr/>
+      </w:pPr>
+      <w:r>
+        <w:rPr/>
+        <w:t>Realicen los ajustes necesarios antes de iniciar la normalización.</w:t>
+      </w:r>
+    </w:p>
+    <w:p>
+      <w:pPr>
+        <w:pStyle w:val="Ttulo3"/>
+        <w:rPr/>
+      </w:pPr>
+      <w:r>
+        <w:rPr/>
+        <w:t>Entregable</w:t>
+      </w:r>
+    </w:p>
+    <w:p>
+      <w:pPr>
+        <w:pStyle w:val="NormalWeb"/>
+        <w:spacing w:before="280" w:after="280"/>
+        <w:rPr/>
+      </w:pPr>
+      <w:r>
+        <w:rPr/>
+        <w:t>Versión refinada del diagrama Entidad-Relación.</w:t>
+      </w:r>
+    </w:p>
+    <w:p>
+      <w:pPr>
+        <w:pStyle w:val="Normal"/>
+        <w:rPr/>
+      </w:pPr>
+      <w:r>
+        <w:rPr/>
+      </w:r>
+    </w:p>
+    <w:p>
+      <w:pPr>
+        <w:pStyle w:val="Ttulo2"/>
+        <w:rPr/>
+      </w:pPr>
+      <w:r>
+        <w:rPr/>
+        <w:t>Fase 6. Normalización</w:t>
+      </w:r>
+    </w:p>
+    <w:p>
+      <w:pPr>
+        <w:pStyle w:val="NormalWeb"/>
+        <w:spacing w:before="280" w:after="280"/>
+        <w:rPr/>
+      </w:pPr>
+      <w:r>
+        <w:rPr/>
+        <w:t>Apliquen el proceso completo de normalización:</w:t>
+      </w:r>
+    </w:p>
+    <w:p>
+      <w:pPr>
+        <w:pStyle w:val="Ttulo3"/>
+        <w:rPr/>
+      </w:pPr>
+      <w:r>
+        <w:rPr/>
+        <w:t>Primera Forma Normal (1FN)</w:t>
+      </w:r>
+    </w:p>
+    <w:p>
+      <w:pPr>
+        <w:pStyle w:val="NormalWeb"/>
+        <w:numPr>
+          <w:ilvl w:val="0"/>
           <w:numId w:val="5"/>
         </w:numPr>
         <w:spacing w:before="280" w:after="0"/>
@@ -1006,7 +1337,7 @@
       </w:pPr>
       <w:r>
         <w:rPr/>
-        <w:t>¿Existen atributos duplicados?</w:t>
+        <w:t>Eliminar grupos repetitivos.</w:t>
       </w:r>
     </w:p>
     <w:p>
@@ -1016,57 +1347,327 @@
           <w:ilvl w:val="0"/>
           <w:numId w:val="5"/>
         </w:numPr>
+        <w:spacing w:before="0" w:after="280"/>
+        <w:rPr/>
+      </w:pPr>
+      <w:r>
+        <w:rPr/>
+        <w:t>Garantizar atomicidad de los datos.</w:t>
+      </w:r>
+    </w:p>
+    <w:p>
+      <w:pPr>
+        <w:pStyle w:val="Ttulo3"/>
+        <w:rPr/>
+      </w:pPr>
+      <w:r>
+        <w:rPr/>
+        <w:t>Segunda Forma Normal (2FN)</w:t>
+      </w:r>
+    </w:p>
+    <w:p>
+      <w:pPr>
+        <w:pStyle w:val="NormalWeb"/>
+        <w:numPr>
+          <w:ilvl w:val="0"/>
+          <w:numId w:val="6"/>
+        </w:numPr>
+        <w:spacing w:before="280" w:after="280"/>
+        <w:rPr/>
+      </w:pPr>
+      <w:r>
+        <w:rPr/>
+        <w:t>Eliminar dependencias parciales.</w:t>
+      </w:r>
+    </w:p>
+    <w:p>
+      <w:pPr>
+        <w:pStyle w:val="Ttulo3"/>
+        <w:rPr/>
+      </w:pPr>
+      <w:r>
+        <w:rPr/>
+        <w:t>Tercera Forma Normal (3FN)</w:t>
+      </w:r>
+    </w:p>
+    <w:p>
+      <w:pPr>
+        <w:pStyle w:val="NormalWeb"/>
+        <w:numPr>
+          <w:ilvl w:val="0"/>
+          <w:numId w:val="7"/>
+        </w:numPr>
+        <w:spacing w:before="280" w:after="280"/>
+        <w:rPr/>
+      </w:pPr>
+      <w:r>
+        <w:rPr/>
+        <w:t>Eliminar dependencias transitivas.</w:t>
+      </w:r>
+    </w:p>
+    <w:p>
+      <w:pPr>
+        <w:pStyle w:val="Ttulo3"/>
+        <w:rPr/>
+      </w:pPr>
+      <w:r>
+        <w:rPr/>
+        <w:t>Entregable</w:t>
+      </w:r>
+    </w:p>
+    <w:p>
+      <w:pPr>
+        <w:pStyle w:val="NormalWeb"/>
+        <w:spacing w:before="280" w:after="280"/>
+        <w:rPr/>
+      </w:pPr>
+      <w:r>
+        <w:rPr/>
+        <w:t>Explicación detallada de cada transformación realizada.</w:t>
+      </w:r>
+    </w:p>
+    <w:p>
+      <w:pPr>
+        <w:pStyle w:val="Normal"/>
+        <w:rPr/>
+      </w:pPr>
+      <w:r>
+        <w:rPr/>
+      </w:r>
+    </w:p>
+    <w:p>
+      <w:pPr>
+        <w:pStyle w:val="Ttulo2"/>
+        <w:rPr/>
+      </w:pPr>
+      <w:r>
+        <w:rPr/>
+        <w:t>Fase 7. Construcción del Modelo Relacional</w:t>
+      </w:r>
+    </w:p>
+    <w:p>
+      <w:pPr>
+        <w:pStyle w:val="NormalWeb"/>
+        <w:spacing w:before="280" w:after="280"/>
+        <w:rPr/>
+      </w:pPr>
+      <w:r>
+        <w:rPr/>
+        <w:t>Convertir el modelo normalizado a un esquema relacional indicando:</w:t>
+      </w:r>
+    </w:p>
+    <w:p>
+      <w:pPr>
+        <w:pStyle w:val="NormalWeb"/>
+        <w:numPr>
+          <w:ilvl w:val="0"/>
+          <w:numId w:val="8"/>
+        </w:numPr>
+        <w:spacing w:before="280" w:after="0"/>
+        <w:rPr/>
+      </w:pPr>
+      <w:r>
+        <w:rPr/>
+        <w:t>Tablas</w:t>
+      </w:r>
+    </w:p>
+    <w:p>
+      <w:pPr>
+        <w:pStyle w:val="NormalWeb"/>
+        <w:numPr>
+          <w:ilvl w:val="0"/>
+          <w:numId w:val="8"/>
+        </w:numPr>
         <w:spacing w:before="0" w:after="0"/>
         <w:rPr/>
       </w:pPr>
       <w:r>
         <w:rPr/>
-        <w:t>¿Existen dependencias parciales?</w:t>
-      </w:r>
-    </w:p>
-    <w:p>
-      <w:pPr>
-        <w:pStyle w:val="NormalWeb"/>
-        <w:numPr>
-          <w:ilvl w:val="0"/>
-          <w:numId w:val="5"/>
+        <w:t>Claves primarias</w:t>
+      </w:r>
+    </w:p>
+    <w:p>
+      <w:pPr>
+        <w:pStyle w:val="NormalWeb"/>
+        <w:numPr>
+          <w:ilvl w:val="0"/>
+          <w:numId w:val="8"/>
         </w:numPr>
         <w:spacing w:before="0" w:after="0"/>
         <w:rPr/>
       </w:pPr>
       <w:r>
         <w:rPr/>
-        <w:t>¿Existen dependencias transitivas?</w:t>
-      </w:r>
-    </w:p>
-    <w:p>
-      <w:pPr>
-        <w:pStyle w:val="NormalWeb"/>
-        <w:numPr>
-          <w:ilvl w:val="0"/>
-          <w:numId w:val="5"/>
+        <w:t>Claves foráneas</w:t>
+      </w:r>
+    </w:p>
+    <w:p>
+      <w:pPr>
+        <w:pStyle w:val="NormalWeb"/>
+        <w:numPr>
+          <w:ilvl w:val="0"/>
+          <w:numId w:val="8"/>
+        </w:numPr>
+        <w:spacing w:before="0" w:after="280"/>
+        <w:rPr/>
+      </w:pPr>
+      <w:r>
+        <w:rPr/>
+        <w:t>Restricciones</w:t>
+      </w:r>
+    </w:p>
+    <w:p>
+      <w:pPr>
+        <w:pStyle w:val="Ttulo3"/>
+        <w:rPr/>
+      </w:pPr>
+      <w:r>
+        <w:rPr/>
+        <w:t>Entregable</w:t>
+      </w:r>
+    </w:p>
+    <w:p>
+      <w:pPr>
+        <w:pStyle w:val="NormalWeb"/>
+        <w:spacing w:before="280" w:after="280"/>
+        <w:rPr/>
+      </w:pPr>
+      <w:r>
+        <w:rPr/>
+        <w:t>Modelo Relacional final.</w:t>
+      </w:r>
+    </w:p>
+    <w:p>
+      <w:pPr>
+        <w:pStyle w:val="Normal"/>
+        <w:rPr/>
+      </w:pPr>
+      <w:r>
+        <w:rPr/>
+      </w:r>
+    </w:p>
+    <w:p>
+      <w:pPr>
+        <w:pStyle w:val="Ttulo2"/>
+        <w:rPr/>
+      </w:pPr>
+      <w:r>
+        <w:rPr/>
+        <w:t>Fase 8. Implementación</w:t>
+      </w:r>
+    </w:p>
+    <w:p>
+      <w:pPr>
+        <w:pStyle w:val="NormalWeb"/>
+        <w:spacing w:before="280" w:after="280"/>
+        <w:rPr/>
+      </w:pPr>
+      <w:r>
+        <w:rPr/>
+        <w:t>Crear el script SQL para:</w:t>
+      </w:r>
+    </w:p>
+    <w:p>
+      <w:pPr>
+        <w:pStyle w:val="NormalWeb"/>
+        <w:numPr>
+          <w:ilvl w:val="0"/>
+          <w:numId w:val="9"/>
+        </w:numPr>
+        <w:spacing w:before="280" w:after="0"/>
+        <w:rPr/>
+      </w:pPr>
+      <w:r>
+        <w:rPr/>
+        <w:t>Crear la base de datos.</w:t>
+      </w:r>
+    </w:p>
+    <w:p>
+      <w:pPr>
+        <w:pStyle w:val="NormalWeb"/>
+        <w:numPr>
+          <w:ilvl w:val="0"/>
+          <w:numId w:val="9"/>
         </w:numPr>
         <w:spacing w:before="0" w:after="0"/>
         <w:rPr/>
       </w:pPr>
       <w:r>
         <w:rPr/>
-        <w:t>¿Todas las entidades representan conceptos del negocio?</w:t>
-      </w:r>
-    </w:p>
-    <w:p>
-      <w:pPr>
-        <w:pStyle w:val="NormalWeb"/>
-        <w:numPr>
-          <w:ilvl w:val="0"/>
-          <w:numId w:val="5"/>
+        <w:t>Crear tablas.</w:t>
+      </w:r>
+    </w:p>
+    <w:p>
+      <w:pPr>
+        <w:pStyle w:val="NormalWeb"/>
+        <w:numPr>
+          <w:ilvl w:val="0"/>
+          <w:numId w:val="9"/>
+        </w:numPr>
+        <w:spacing w:before="0" w:after="0"/>
+        <w:rPr/>
+      </w:pPr>
+      <w:r>
+        <w:rPr/>
+        <w:t>Crear llaves primarias.</w:t>
+      </w:r>
+    </w:p>
+    <w:p>
+      <w:pPr>
+        <w:pStyle w:val="NormalWeb"/>
+        <w:numPr>
+          <w:ilvl w:val="0"/>
+          <w:numId w:val="9"/>
+        </w:numPr>
+        <w:spacing w:before="0" w:after="0"/>
+        <w:rPr/>
+      </w:pPr>
+      <w:r>
+        <w:rPr/>
+        <w:t>Crear llaves foráneas.</w:t>
+      </w:r>
+    </w:p>
+    <w:p>
+      <w:pPr>
+        <w:pStyle w:val="NormalWeb"/>
+        <w:numPr>
+          <w:ilvl w:val="0"/>
+          <w:numId w:val="9"/>
         </w:numPr>
         <w:spacing w:before="0" w:after="280"/>
         <w:rPr/>
       </w:pPr>
       <w:r>
         <w:rPr/>
-        <w:t>¿Las relaciones reflejan correctamente la realidad del proceso?</w:t>
+        <w:t>Insertar los datos suministrados.</w:t>
+      </w:r>
+    </w:p>
+    <w:p>
+      <w:pPr>
+        <w:pStyle w:val="Normal"/>
+        <w:rPr/>
+      </w:pPr>
+      <w:r>
+        <w:rPr/>
+      </w:r>
+    </w:p>
+    <w:p>
+      <w:pPr>
+        <w:pStyle w:val="Normal"/>
+        <w:rPr/>
+      </w:pPr>
+      <w:r>
+        <w:rPr/>
+      </w:r>
+    </w:p>
+    <w:p>
+      <w:pPr>
+        <w:pStyle w:val="Ttulo2"/>
+        <w:rPr/>
+      </w:pPr>
+      <w:r>
+        <w:rPr/>
+        <w:t>Fase 9. Consultas SQL</w:t>
       </w:r>
     </w:p>
     <w:p>
@@ -1077,28 +1678,157 @@
       </w:pPr>
       <w:r>
         <w:rPr/>
-        <w:t>Realicen los ajustes necesarios antes de iniciar la normalización.</w:t>
-      </w:r>
-    </w:p>
-    <w:p>
-      <w:pPr>
-        <w:pStyle w:val="Ttulo3"/>
-        <w:rPr/>
-      </w:pPr>
-      <w:r>
-        <w:rPr/>
-        <w:t>Entregable</w:t>
-      </w:r>
-    </w:p>
-    <w:p>
-      <w:pPr>
-        <w:pStyle w:val="NormalWeb"/>
-        <w:spacing w:before="280" w:after="280"/>
-        <w:rPr/>
-      </w:pPr>
-      <w:r>
-        <w:rPr/>
-        <w:t>Versión refinada del diagrama Entidad-Relación.</w:t>
+        <w:t>Desarrollar las siguientes consultas:</w:t>
+      </w:r>
+    </w:p>
+    <w:p>
+      <w:pPr>
+        <w:pStyle w:val="NormalWeb"/>
+        <w:numPr>
+          <w:ilvl w:val="0"/>
+          <w:numId w:val="10"/>
+        </w:numPr>
+        <w:spacing w:before="280" w:after="0"/>
+        <w:rPr/>
+      </w:pPr>
+      <w:r>
+        <w:rPr/>
+        <w:t>Listar todos los clientes.</w:t>
+      </w:r>
+    </w:p>
+    <w:p>
+      <w:pPr>
+        <w:pStyle w:val="NormalWeb"/>
+        <w:numPr>
+          <w:ilvl w:val="0"/>
+          <w:numId w:val="10"/>
+        </w:numPr>
+        <w:spacing w:before="0" w:after="0"/>
+        <w:rPr/>
+      </w:pPr>
+      <w:r>
+        <w:rPr/>
+        <w:t>Mostrar todos los productos con su categoría.</w:t>
+      </w:r>
+    </w:p>
+    <w:p>
+      <w:pPr>
+        <w:pStyle w:val="NormalWeb"/>
+        <w:numPr>
+          <w:ilvl w:val="0"/>
+          <w:numId w:val="10"/>
+        </w:numPr>
+        <w:spacing w:before="0" w:after="0"/>
+        <w:rPr/>
+      </w:pPr>
+      <w:r>
+        <w:rPr/>
+        <w:t>Consultar las facturas emitidas por ciudad.</w:t>
+      </w:r>
+    </w:p>
+    <w:p>
+      <w:pPr>
+        <w:pStyle w:val="NormalWeb"/>
+        <w:numPr>
+          <w:ilvl w:val="0"/>
+          <w:numId w:val="10"/>
+        </w:numPr>
+        <w:spacing w:before="0" w:after="0"/>
+        <w:rPr/>
+      </w:pPr>
+      <w:r>
+        <w:rPr/>
+        <w:t>Obtener el total vendido por cliente.</w:t>
+      </w:r>
+    </w:p>
+    <w:p>
+      <w:pPr>
+        <w:pStyle w:val="NormalWeb"/>
+        <w:numPr>
+          <w:ilvl w:val="0"/>
+          <w:numId w:val="10"/>
+        </w:numPr>
+        <w:spacing w:before="0" w:after="0"/>
+        <w:rPr/>
+      </w:pPr>
+      <w:r>
+        <w:rPr/>
+        <w:t>Obtener el total vendido por categoría.</w:t>
+      </w:r>
+    </w:p>
+    <w:p>
+      <w:pPr>
+        <w:pStyle w:val="NormalWeb"/>
+        <w:numPr>
+          <w:ilvl w:val="0"/>
+          <w:numId w:val="10"/>
+        </w:numPr>
+        <w:spacing w:before="0" w:after="0"/>
+        <w:rPr/>
+      </w:pPr>
+      <w:r>
+        <w:rPr/>
+        <w:t>Mostrar las facturas atendidas por cada asesor comercial.</w:t>
+      </w:r>
+    </w:p>
+    <w:p>
+      <w:pPr>
+        <w:pStyle w:val="NormalWeb"/>
+        <w:numPr>
+          <w:ilvl w:val="0"/>
+          <w:numId w:val="10"/>
+        </w:numPr>
+        <w:spacing w:before="0" w:after="0"/>
+        <w:rPr/>
+      </w:pPr>
+      <w:r>
+        <w:rPr/>
+        <w:t>Consultar los productos más vendidos.</w:t>
+      </w:r>
+    </w:p>
+    <w:p>
+      <w:pPr>
+        <w:pStyle w:val="NormalWeb"/>
+        <w:numPr>
+          <w:ilvl w:val="0"/>
+          <w:numId w:val="10"/>
+        </w:numPr>
+        <w:spacing w:before="0" w:after="0"/>
+        <w:rPr/>
+      </w:pPr>
+      <w:r>
+        <w:rPr/>
+        <w:t>Mostrar las sucursales y la cantidad de facturas gestionadas.</w:t>
+      </w:r>
+    </w:p>
+    <w:p>
+      <w:pPr>
+        <w:pStyle w:val="NormalWeb"/>
+        <w:numPr>
+          <w:ilvl w:val="0"/>
+          <w:numId w:val="10"/>
+        </w:numPr>
+        <w:spacing w:before="0" w:after="0"/>
+        <w:rPr/>
+      </w:pPr>
+      <w:r>
+        <w:rPr/>
+        <w:t>Consultar ventas realizadas mediante un método de pago específico.</w:t>
+      </w:r>
+    </w:p>
+    <w:p>
+      <w:pPr>
+        <w:pStyle w:val="NormalWeb"/>
+        <w:numPr>
+          <w:ilvl w:val="0"/>
+          <w:numId w:val="10"/>
+        </w:numPr>
+        <w:spacing w:before="0" w:after="280"/>
+        <w:rPr/>
+      </w:pPr>
+      <w:r>
+        <w:rPr/>
+        <w:t>Obtener el valor total de cada factura.</w:t>
       </w:r>
     </w:p>
     <w:p>
@@ -1112,389 +1842,102 @@
     </w:p>
     <w:p>
       <w:pPr>
-        <w:pStyle w:val="Ttulo2"/>
-        <w:rPr/>
-      </w:pPr>
-      <w:r>
-        <w:rPr/>
-        <w:t>Fase 6. Normalización</w:t>
-      </w:r>
-    </w:p>
-    <w:p>
-      <w:pPr>
-        <w:pStyle w:val="NormalWeb"/>
-        <w:spacing w:before="280" w:after="280"/>
-        <w:rPr/>
-      </w:pPr>
-      <w:r>
-        <w:rPr/>
-        <w:t>Apliquen el proceso completo de normalización:</w:t>
-      </w:r>
-    </w:p>
-    <w:p>
-      <w:pPr>
-        <w:pStyle w:val="Ttulo3"/>
-        <w:rPr/>
-      </w:pPr>
-      <w:r>
-        <w:rPr/>
-        <w:t>Primera Forma Normal (1FN)</w:t>
-      </w:r>
-    </w:p>
-    <w:p>
-      <w:pPr>
-        <w:pStyle w:val="NormalWeb"/>
-        <w:numPr>
-          <w:ilvl w:val="0"/>
-          <w:numId w:val="6"/>
+        <w:pStyle w:val="Ttulo1"/>
+        <w:rPr/>
+      </w:pPr>
+      <w:r>
+        <w:rPr/>
+        <w:t>Entregables Finales</w:t>
+      </w:r>
+    </w:p>
+    <w:p>
+      <w:pPr>
+        <w:pStyle w:val="NormalWeb"/>
+        <w:numPr>
+          <w:ilvl w:val="0"/>
+          <w:numId w:val="11"/>
         </w:numPr>
         <w:spacing w:before="280" w:after="0"/>
         <w:rPr/>
       </w:pPr>
       <w:r>
         <w:rPr/>
-        <w:t>Eliminar grupos repetitivos.</w:t>
-      </w:r>
-    </w:p>
-    <w:p>
-      <w:pPr>
-        <w:pStyle w:val="NormalWeb"/>
-        <w:numPr>
-          <w:ilvl w:val="0"/>
-          <w:numId w:val="6"/>
-        </w:numPr>
-        <w:spacing w:before="0" w:after="280"/>
-        <w:rPr/>
-      </w:pPr>
-      <w:r>
-        <w:rPr/>
-        <w:t>Garantizar atomicidad de los datos.</w:t>
-      </w:r>
-    </w:p>
-    <w:p>
-      <w:pPr>
-        <w:pStyle w:val="Ttulo3"/>
-        <w:rPr/>
-      </w:pPr>
-      <w:r>
-        <w:rPr/>
-        <w:t>Segunda Forma Normal (2FN)</w:t>
-      </w:r>
-    </w:p>
-    <w:p>
-      <w:pPr>
-        <w:pStyle w:val="NormalWeb"/>
-        <w:numPr>
-          <w:ilvl w:val="0"/>
-          <w:numId w:val="7"/>
-        </w:numPr>
-        <w:spacing w:before="280" w:after="280"/>
-        <w:rPr/>
-      </w:pPr>
-      <w:r>
-        <w:rPr/>
-        <w:t>Eliminar dependencias parciales.</w:t>
-      </w:r>
-    </w:p>
-    <w:p>
-      <w:pPr>
-        <w:pStyle w:val="Ttulo3"/>
-        <w:rPr/>
-      </w:pPr>
-      <w:r>
-        <w:rPr/>
-        <w:t>Tercera Forma Normal (3FN)</w:t>
-      </w:r>
-    </w:p>
-    <w:p>
-      <w:pPr>
-        <w:pStyle w:val="NormalWeb"/>
-        <w:numPr>
-          <w:ilvl w:val="0"/>
-          <w:numId w:val="8"/>
-        </w:numPr>
-        <w:spacing w:before="280" w:after="280"/>
-        <w:rPr/>
-      </w:pPr>
-      <w:r>
-        <w:rPr/>
-        <w:t>Eliminar dependencias transitivas.</w:t>
-      </w:r>
-    </w:p>
-    <w:p>
-      <w:pPr>
-        <w:pStyle w:val="Ttulo3"/>
-        <w:rPr/>
-      </w:pPr>
-      <w:r>
-        <w:rPr/>
-        <w:t>Entregable</w:t>
-      </w:r>
-    </w:p>
-    <w:p>
-      <w:pPr>
-        <w:pStyle w:val="NormalWeb"/>
-        <w:spacing w:before="280" w:after="280"/>
-        <w:rPr/>
-      </w:pPr>
-      <w:r>
-        <w:rPr/>
-        <w:t>Explicación detallada de cada transformación realizada.</w:t>
-      </w:r>
-    </w:p>
-    <w:p>
-      <w:pPr>
-        <w:pStyle w:val="Normal"/>
-        <w:rPr/>
-      </w:pPr>
-      <w:r>
-        <w:rPr/>
-      </w:r>
-    </w:p>
-    <w:p>
-      <w:pPr>
-        <w:pStyle w:val="Ttulo2"/>
-        <w:rPr/>
-      </w:pPr>
-      <w:r>
-        <w:rPr/>
-        <w:t>Fase 7. Construcción del Modelo Relacional</w:t>
-      </w:r>
-    </w:p>
-    <w:p>
-      <w:pPr>
-        <w:pStyle w:val="NormalWeb"/>
-        <w:spacing w:before="280" w:after="280"/>
-        <w:rPr/>
-      </w:pPr>
-      <w:r>
-        <w:rPr/>
-        <w:t>Convertir el modelo normalizado a un esquema relacional indicando:</w:t>
-      </w:r>
-    </w:p>
-    <w:p>
-      <w:pPr>
-        <w:pStyle w:val="NormalWeb"/>
-        <w:numPr>
-          <w:ilvl w:val="0"/>
-          <w:numId w:val="9"/>
-        </w:numPr>
-        <w:spacing w:before="280" w:after="0"/>
-        <w:rPr/>
-      </w:pPr>
-      <w:r>
-        <w:rPr/>
-        <w:t>Tablas</w:t>
-      </w:r>
-    </w:p>
-    <w:p>
-      <w:pPr>
-        <w:pStyle w:val="NormalWeb"/>
-        <w:numPr>
-          <w:ilvl w:val="0"/>
-          <w:numId w:val="9"/>
+        <w:t>Análisis del requerimiento.</w:t>
+      </w:r>
+    </w:p>
+    <w:p>
+      <w:pPr>
+        <w:pStyle w:val="NormalWeb"/>
+        <w:numPr>
+          <w:ilvl w:val="0"/>
+          <w:numId w:val="11"/>
         </w:numPr>
         <w:spacing w:before="0" w:after="0"/>
         <w:rPr/>
       </w:pPr>
       <w:r>
         <w:rPr/>
-        <w:t>Claves primarias</w:t>
-      </w:r>
-    </w:p>
-    <w:p>
-      <w:pPr>
-        <w:pStyle w:val="NormalWeb"/>
-        <w:numPr>
-          <w:ilvl w:val="0"/>
-          <w:numId w:val="9"/>
+        <w:t>Identificación de entidades.</w:t>
+      </w:r>
+    </w:p>
+    <w:p>
+      <w:pPr>
+        <w:pStyle w:val="NormalWeb"/>
+        <w:numPr>
+          <w:ilvl w:val="0"/>
+          <w:numId w:val="11"/>
         </w:numPr>
         <w:spacing w:before="0" w:after="0"/>
         <w:rPr/>
       </w:pPr>
       <w:r>
         <w:rPr/>
-        <w:t>Claves foráneas</w:t>
-      </w:r>
-    </w:p>
-    <w:p>
-      <w:pPr>
-        <w:pStyle w:val="NormalWeb"/>
-        <w:numPr>
-          <w:ilvl w:val="0"/>
-          <w:numId w:val="9"/>
-        </w:numPr>
-        <w:spacing w:before="0" w:after="280"/>
-        <w:rPr/>
-      </w:pPr>
-      <w:r>
-        <w:rPr/>
-        <w:t>Restricciones</w:t>
-      </w:r>
-    </w:p>
-    <w:p>
-      <w:pPr>
-        <w:pStyle w:val="Ttulo3"/>
-        <w:rPr/>
-      </w:pPr>
-      <w:r>
-        <w:rPr/>
-        <w:t>Entregable</w:t>
-      </w:r>
-    </w:p>
-    <w:p>
-      <w:pPr>
-        <w:pStyle w:val="NormalWeb"/>
-        <w:spacing w:before="280" w:after="280"/>
-        <w:rPr/>
-      </w:pPr>
-      <w:r>
-        <w:rPr/>
-        <w:t>Modelo Relacional final.</w:t>
-      </w:r>
-    </w:p>
-    <w:p>
-      <w:pPr>
-        <w:pStyle w:val="Normal"/>
-        <w:rPr/>
-      </w:pPr>
-      <w:r>
-        <w:rPr/>
-      </w:r>
-    </w:p>
-    <w:p>
-      <w:pPr>
-        <w:pStyle w:val="Ttulo2"/>
-        <w:rPr/>
-      </w:pPr>
-      <w:r>
-        <w:rPr/>
-        <w:t>Fase 8. Implementación</w:t>
-      </w:r>
-    </w:p>
-    <w:p>
-      <w:pPr>
-        <w:pStyle w:val="NormalWeb"/>
-        <w:spacing w:before="280" w:after="280"/>
-        <w:rPr/>
-      </w:pPr>
-      <w:r>
-        <w:rPr/>
-        <w:t>Crear el script SQL para:</w:t>
-      </w:r>
-    </w:p>
-    <w:p>
-      <w:pPr>
-        <w:pStyle w:val="NormalWeb"/>
-        <w:numPr>
-          <w:ilvl w:val="0"/>
-          <w:numId w:val="10"/>
-        </w:numPr>
-        <w:spacing w:before="280" w:after="0"/>
-        <w:rPr/>
-      </w:pPr>
-      <w:r>
-        <w:rPr/>
-        <w:t>Crear la base de datos.</w:t>
-      </w:r>
-    </w:p>
-    <w:p>
-      <w:pPr>
-        <w:pStyle w:val="NormalWeb"/>
-        <w:numPr>
-          <w:ilvl w:val="0"/>
-          <w:numId w:val="10"/>
+        <w:t>Identificación de atributos.</w:t>
+      </w:r>
+    </w:p>
+    <w:p>
+      <w:pPr>
+        <w:pStyle w:val="NormalWeb"/>
+        <w:numPr>
+          <w:ilvl w:val="0"/>
+          <w:numId w:val="11"/>
         </w:numPr>
         <w:spacing w:before="0" w:after="0"/>
         <w:rPr/>
       </w:pPr>
       <w:r>
         <w:rPr/>
-        <w:t>Crear tablas.</w:t>
-      </w:r>
-    </w:p>
-    <w:p>
-      <w:pPr>
-        <w:pStyle w:val="NormalWeb"/>
-        <w:numPr>
-          <w:ilvl w:val="0"/>
-          <w:numId w:val="10"/>
+        <w:t>Identificación de relaciones.</w:t>
+      </w:r>
+    </w:p>
+    <w:p>
+      <w:pPr>
+        <w:pStyle w:val="NormalWeb"/>
+        <w:numPr>
+          <w:ilvl w:val="0"/>
+          <w:numId w:val="11"/>
         </w:numPr>
         <w:spacing w:before="0" w:after="0"/>
         <w:rPr/>
       </w:pPr>
       <w:r>
         <w:rPr/>
-        <w:t>Crear llaves primarias.</w:t>
-      </w:r>
-    </w:p>
-    <w:p>
-      <w:pPr>
-        <w:pStyle w:val="NormalWeb"/>
-        <w:numPr>
-          <w:ilvl w:val="0"/>
-          <w:numId w:val="10"/>
+        <w:t>Diagrama ER preliminar.</w:t>
+      </w:r>
+    </w:p>
+    <w:p>
+      <w:pPr>
+        <w:pStyle w:val="NormalWeb"/>
+        <w:numPr>
+          <w:ilvl w:val="0"/>
+          <w:numId w:val="11"/>
         </w:numPr>
         <w:spacing w:before="0" w:after="0"/>
         <w:rPr/>
       </w:pPr>
       <w:r>
         <w:rPr/>
-        <w:t>Crear llaves foráneas.</w:t>
-      </w:r>
-    </w:p>
-    <w:p>
-      <w:pPr>
-        <w:pStyle w:val="NormalWeb"/>
-        <w:numPr>
-          <w:ilvl w:val="0"/>
-          <w:numId w:val="10"/>
-        </w:numPr>
-        <w:spacing w:before="0" w:after="280"/>
-        <w:rPr/>
-      </w:pPr>
-      <w:r>
-        <w:rPr/>
-        <w:t>Insertar los datos suministrados.</w:t>
-      </w:r>
-    </w:p>
-    <w:p>
-      <w:pPr>
-        <w:pStyle w:val="Normal"/>
-        <w:rPr/>
-      </w:pPr>
-      <w:r>
-        <w:rPr/>
-      </w:r>
-    </w:p>
-    <w:p>
-      <w:pPr>
-        <w:pStyle w:val="Normal"/>
-        <w:rPr/>
-      </w:pPr>
-      <w:r>
-        <w:rPr/>
-      </w:r>
-    </w:p>
-    <w:p>
-      <w:pPr>
-        <w:pStyle w:val="Ttulo2"/>
-        <w:rPr/>
-      </w:pPr>
-      <w:r>
-        <w:rPr/>
-        <w:t>Fase 9. Consultas SQL</w:t>
-      </w:r>
-    </w:p>
-    <w:p>
-      <w:pPr>
-        <w:pStyle w:val="NormalWeb"/>
-        <w:spacing w:before="280" w:after="280"/>
-        <w:rPr/>
-      </w:pPr>
-      <w:r>
-        <w:rPr/>
-        <w:t>Desarrollar las siguientes consultas:</w:t>
+        <w:t>Diagrama ER refinado.</w:t>
       </w:r>
     </w:p>
     <w:p>
@@ -1504,12 +1947,12 @@
           <w:ilvl w:val="0"/>
           <w:numId w:val="11"/>
         </w:numPr>
-        <w:spacing w:before="280" w:after="0"/>
-        <w:rPr/>
-      </w:pPr>
-      <w:r>
-        <w:rPr/>
-        <w:t>Listar todos los clientes.</w:t>
+        <w:spacing w:before="0" w:after="0"/>
+        <w:rPr/>
+      </w:pPr>
+      <w:r>
+        <w:rPr/>
+        <w:t>Evidencia de normalización 1FN, 2FN y 3FN.</w:t>
       </w:r>
     </w:p>
     <w:p>
@@ -1524,7 +1967,7 @@
       </w:pPr>
       <w:r>
         <w:rPr/>
-        <w:t>Mostrar todos los productos con su categoría.</w:t>
+        <w:t>Modelo relacional final.</w:t>
       </w:r>
     </w:p>
     <w:p>
@@ -1539,7 +1982,7 @@
       </w:pPr>
       <w:r>
         <w:rPr/>
-        <w:t>Consultar las facturas emitidas por ciudad.</w:t>
+        <w:t>Script SQL de creación.</w:t>
       </w:r>
     </w:p>
     <w:p>
@@ -1554,7 +1997,7 @@
       </w:pPr>
       <w:r>
         <w:rPr/>
-        <w:t>Obtener el total vendido por cliente.</w:t>
+        <w:t>Script SQL de inserción de datos.</w:t>
       </w:r>
     </w:p>
     <w:p>
@@ -1569,7 +2012,7 @@
       </w:pPr>
       <w:r>
         <w:rPr/>
-        <w:t>Obtener el total vendido por categoría.</w:t>
+        <w:t>Consultas SQL solicitadas.</w:t>
       </w:r>
     </w:p>
     <w:p>
@@ -1578,265 +2021,6 @@
         <w:numPr>
           <w:ilvl w:val="0"/>
           <w:numId w:val="11"/>
-        </w:numPr>
-        <w:spacing w:before="0" w:after="0"/>
-        <w:rPr/>
-      </w:pPr>
-      <w:r>
-        <w:rPr/>
-        <w:t>Mostrar las facturas atendidas por cada asesor comercial.</w:t>
-      </w:r>
-    </w:p>
-    <w:p>
-      <w:pPr>
-        <w:pStyle w:val="NormalWeb"/>
-        <w:numPr>
-          <w:ilvl w:val="0"/>
-          <w:numId w:val="11"/>
-        </w:numPr>
-        <w:spacing w:before="0" w:after="0"/>
-        <w:rPr/>
-      </w:pPr>
-      <w:r>
-        <w:rPr/>
-        <w:t>Consultar los productos más vendidos.</w:t>
-      </w:r>
-    </w:p>
-    <w:p>
-      <w:pPr>
-        <w:pStyle w:val="NormalWeb"/>
-        <w:numPr>
-          <w:ilvl w:val="0"/>
-          <w:numId w:val="11"/>
-        </w:numPr>
-        <w:spacing w:before="0" w:after="0"/>
-        <w:rPr/>
-      </w:pPr>
-      <w:r>
-        <w:rPr/>
-        <w:t>Mostrar las sucursales y la cantidad de facturas gestionadas.</w:t>
-      </w:r>
-    </w:p>
-    <w:p>
-      <w:pPr>
-        <w:pStyle w:val="NormalWeb"/>
-        <w:numPr>
-          <w:ilvl w:val="0"/>
-          <w:numId w:val="11"/>
-        </w:numPr>
-        <w:spacing w:before="0" w:after="0"/>
-        <w:rPr/>
-      </w:pPr>
-      <w:r>
-        <w:rPr/>
-        <w:t>Consultar ventas realizadas mediante un método de pago específico.</w:t>
-      </w:r>
-    </w:p>
-    <w:p>
-      <w:pPr>
-        <w:pStyle w:val="NormalWeb"/>
-        <w:numPr>
-          <w:ilvl w:val="0"/>
-          <w:numId w:val="11"/>
-        </w:numPr>
-        <w:spacing w:before="0" w:after="280"/>
-        <w:rPr/>
-      </w:pPr>
-      <w:r>
-        <w:rPr/>
-        <w:t>Obtener el valor total de cada factura.</w:t>
-      </w:r>
-    </w:p>
-    <w:p>
-      <w:pPr>
-        <w:pStyle w:val="Normal"/>
-        <w:rPr/>
-      </w:pPr>
-      <w:r>
-        <w:rPr/>
-      </w:r>
-    </w:p>
-    <w:p>
-      <w:pPr>
-        <w:pStyle w:val="Ttulo1"/>
-        <w:rPr/>
-      </w:pPr>
-      <w:r>
-        <w:rPr/>
-        <w:t>Entregables Finales</w:t>
-      </w:r>
-    </w:p>
-    <w:p>
-      <w:pPr>
-        <w:pStyle w:val="NormalWeb"/>
-        <w:numPr>
-          <w:ilvl w:val="0"/>
-          <w:numId w:val="12"/>
-        </w:numPr>
-        <w:spacing w:before="280" w:after="0"/>
-        <w:rPr/>
-      </w:pPr>
-      <w:r>
-        <w:rPr/>
-        <w:t>Análisis del requerimiento.</w:t>
-      </w:r>
-    </w:p>
-    <w:p>
-      <w:pPr>
-        <w:pStyle w:val="NormalWeb"/>
-        <w:numPr>
-          <w:ilvl w:val="0"/>
-          <w:numId w:val="12"/>
-        </w:numPr>
-        <w:spacing w:before="0" w:after="0"/>
-        <w:rPr/>
-      </w:pPr>
-      <w:r>
-        <w:rPr/>
-        <w:t>Identificación de entidades.</w:t>
-      </w:r>
-    </w:p>
-    <w:p>
-      <w:pPr>
-        <w:pStyle w:val="NormalWeb"/>
-        <w:numPr>
-          <w:ilvl w:val="0"/>
-          <w:numId w:val="12"/>
-        </w:numPr>
-        <w:spacing w:before="0" w:after="0"/>
-        <w:rPr/>
-      </w:pPr>
-      <w:r>
-        <w:rPr/>
-        <w:t>Identificación de atributos.</w:t>
-      </w:r>
-    </w:p>
-    <w:p>
-      <w:pPr>
-        <w:pStyle w:val="NormalWeb"/>
-        <w:numPr>
-          <w:ilvl w:val="0"/>
-          <w:numId w:val="12"/>
-        </w:numPr>
-        <w:spacing w:before="0" w:after="0"/>
-        <w:rPr/>
-      </w:pPr>
-      <w:r>
-        <w:rPr/>
-        <w:t>Identificación de relaciones.</w:t>
-      </w:r>
-    </w:p>
-    <w:p>
-      <w:pPr>
-        <w:pStyle w:val="NormalWeb"/>
-        <w:numPr>
-          <w:ilvl w:val="0"/>
-          <w:numId w:val="12"/>
-        </w:numPr>
-        <w:spacing w:before="0" w:after="0"/>
-        <w:rPr/>
-      </w:pPr>
-      <w:r>
-        <w:rPr/>
-        <w:t>Diagrama ER preliminar.</w:t>
-      </w:r>
-    </w:p>
-    <w:p>
-      <w:pPr>
-        <w:pStyle w:val="NormalWeb"/>
-        <w:numPr>
-          <w:ilvl w:val="0"/>
-          <w:numId w:val="12"/>
-        </w:numPr>
-        <w:spacing w:before="0" w:after="0"/>
-        <w:rPr/>
-      </w:pPr>
-      <w:r>
-        <w:rPr/>
-        <w:t>Diagrama ER refinado.</w:t>
-      </w:r>
-    </w:p>
-    <w:p>
-      <w:pPr>
-        <w:pStyle w:val="NormalWeb"/>
-        <w:numPr>
-          <w:ilvl w:val="0"/>
-          <w:numId w:val="12"/>
-        </w:numPr>
-        <w:spacing w:before="0" w:after="0"/>
-        <w:rPr/>
-      </w:pPr>
-      <w:r>
-        <w:rPr/>
-        <w:t>Evidencia de normalización 1FN, 2FN y 3FN.</w:t>
-      </w:r>
-    </w:p>
-    <w:p>
-      <w:pPr>
-        <w:pStyle w:val="NormalWeb"/>
-        <w:numPr>
-          <w:ilvl w:val="0"/>
-          <w:numId w:val="12"/>
-        </w:numPr>
-        <w:spacing w:before="0" w:after="0"/>
-        <w:rPr/>
-      </w:pPr>
-      <w:r>
-        <w:rPr/>
-        <w:t>Modelo relacional final.</w:t>
-      </w:r>
-    </w:p>
-    <w:p>
-      <w:pPr>
-        <w:pStyle w:val="NormalWeb"/>
-        <w:numPr>
-          <w:ilvl w:val="0"/>
-          <w:numId w:val="12"/>
-        </w:numPr>
-        <w:spacing w:before="0" w:after="0"/>
-        <w:rPr/>
-      </w:pPr>
-      <w:r>
-        <w:rPr/>
-        <w:t>Script SQL de creación.</w:t>
-      </w:r>
-    </w:p>
-    <w:p>
-      <w:pPr>
-        <w:pStyle w:val="NormalWeb"/>
-        <w:numPr>
-          <w:ilvl w:val="0"/>
-          <w:numId w:val="12"/>
-        </w:numPr>
-        <w:spacing w:before="0" w:after="0"/>
-        <w:rPr/>
-      </w:pPr>
-      <w:r>
-        <w:rPr/>
-        <w:t>Script SQL de inserción de datos.</w:t>
-      </w:r>
-    </w:p>
-    <w:p>
-      <w:pPr>
-        <w:pStyle w:val="NormalWeb"/>
-        <w:numPr>
-          <w:ilvl w:val="0"/>
-          <w:numId w:val="12"/>
-        </w:numPr>
-        <w:spacing w:before="0" w:after="0"/>
-        <w:rPr/>
-      </w:pPr>
-      <w:r>
-        <w:rPr/>
-        <w:t>Consultas SQL solicitadas.</w:t>
-      </w:r>
-    </w:p>
-    <w:p>
-      <w:pPr>
-        <w:pStyle w:val="NormalWeb"/>
-        <w:numPr>
-          <w:ilvl w:val="0"/>
-          <w:numId w:val="12"/>
         </w:numPr>
         <w:spacing w:before="0" w:after="280"/>
         <w:rPr/>
@@ -1912,7 +2096,6 @@
   <w:p>
     <w:pPr>
       <w:pStyle w:val="Normal"/>
-      <w:pBdr/>
       <w:tabs>
         <w:tab w:val="clear" w:pos="720"/>
         <w:tab w:val="center" w:pos="4419" w:leader="none"/>
@@ -1936,7 +2119,6 @@
   <w:p>
     <w:pPr>
       <w:pStyle w:val="Normal"/>
-      <w:pBdr/>
       <w:tabs>
         <w:tab w:val="clear" w:pos="720"/>
         <w:tab w:val="center" w:pos="4419" w:leader="none"/>
@@ -1977,7 +2159,7 @@
                 </pic:nvPicPr>
                 <pic:blipFill>
                   <a:blip r:embed="rId1"/>
-                  <a:srcRect l="0" t="0" r="7949" b="0"/>
+                  <a:srcRect l="0" t="0" r="7946" b="0"/>
                   <a:stretch>
                     <a:fillRect/>
                   </a:stretch>
@@ -2006,7 +2188,6 @@
   <w:p>
     <w:pPr>
       <w:pStyle w:val="Normal"/>
-      <w:pBdr/>
       <w:tabs>
         <w:tab w:val="clear" w:pos="720"/>
         <w:tab w:val="center" w:pos="4419" w:leader="none"/>
@@ -2047,7 +2228,7 @@
                 </pic:nvPicPr>
                 <pic:blipFill>
                   <a:blip r:embed="rId1"/>
-                  <a:srcRect l="0" t="0" r="7949" b="0"/>
+                  <a:srcRect l="0" t="0" r="7946" b="0"/>
                   <a:stretch>
                     <a:fillRect/>
                   </a:stretch>
@@ -3390,8 +3571,8 @@
   <w:abstractNum w:abstractNumId="10">
     <w:lvl w:ilvl="0">
       <w:start w:val="1"/>
-      <w:numFmt w:val="bullet"/>
-      <w:lvlText w:val=""/>
+      <w:numFmt w:val="decimal"/>
+      <w:lvlText w:val="%1."/>
       <w:lvlJc w:val="left"/>
       <w:pPr>
         <w:tabs>
@@ -3399,15 +3580,12 @@
         </w:tabs>
         <w:ind w:left="720" w:hanging="360"/>
       </w:pPr>
-      <w:rPr>
-        <w:rFonts w:ascii="Symbol" w:hAnsi="Symbol" w:cs="Symbol" w:hint="default"/>
-        <w:sz w:val="20"/>
-      </w:rPr>
+      <w:rPr/>
     </w:lvl>
     <w:lvl w:ilvl="1">
       <w:start w:val="1"/>
-      <w:numFmt w:val="bullet"/>
-      <w:lvlText w:val="o"/>
+      <w:numFmt w:val="decimal"/>
+      <w:lvlText w:val="%2."/>
       <w:lvlJc w:val="left"/>
       <w:pPr>
         <w:tabs>
@@ -3415,15 +3593,12 @@
         </w:tabs>
         <w:ind w:left="1440" w:hanging="360"/>
       </w:pPr>
-      <w:rPr>
-        <w:rFonts w:ascii="Courier New" w:hAnsi="Courier New" w:cs="Courier New" w:hint="default"/>
-        <w:sz w:val="20"/>
-      </w:rPr>
+      <w:rPr/>
     </w:lvl>
     <w:lvl w:ilvl="2">
       <w:start w:val="1"/>
-      <w:numFmt w:val="bullet"/>
-      <w:lvlText w:val=""/>
+      <w:numFmt w:val="decimal"/>
+      <w:lvlText w:val="%3."/>
       <w:lvlJc w:val="left"/>
       <w:pPr>
         <w:tabs>
@@ -3431,15 +3606,12 @@
         </w:tabs>
         <w:ind w:left="2160" w:hanging="360"/>
       </w:pPr>
-      <w:rPr>
-        <w:rFonts w:ascii="Wingdings" w:hAnsi="Wingdings" w:cs="Wingdings" w:hint="default"/>
-        <w:sz w:val="20"/>
-      </w:rPr>
+      <w:rPr/>
     </w:lvl>
     <w:lvl w:ilvl="3">
       <w:start w:val="1"/>
-      <w:numFmt w:val="bullet"/>
-      <w:lvlText w:val=""/>
+      <w:numFmt w:val="decimal"/>
+      <w:lvlText w:val="%4."/>
       <w:lvlJc w:val="left"/>
       <w:pPr>
         <w:tabs>
@@ -3447,15 +3619,12 @@
         </w:tabs>
         <w:ind w:left="2880" w:hanging="360"/>
       </w:pPr>
-      <w:rPr>
-        <w:rFonts w:ascii="Wingdings" w:hAnsi="Wingdings" w:cs="Wingdings" w:hint="default"/>
-        <w:sz w:val="20"/>
-      </w:rPr>
+      <w:rPr/>
     </w:lvl>
     <w:lvl w:ilvl="4">
       <w:start w:val="1"/>
-      <w:numFmt w:val="bullet"/>
-      <w:lvlText w:val=""/>
+      <w:numFmt w:val="decimal"/>
+      <w:lvlText w:val="%5."/>
       <w:lvlJc w:val="left"/>
       <w:pPr>
         <w:tabs>
@@ -3463,15 +3632,12 @@
         </w:tabs>
         <w:ind w:left="3600" w:hanging="360"/>
       </w:pPr>
-      <w:rPr>
-        <w:rFonts w:ascii="Wingdings" w:hAnsi="Wingdings" w:cs="Wingdings" w:hint="default"/>
-        <w:sz w:val="20"/>
-      </w:rPr>
+      <w:rPr/>
     </w:lvl>
     <w:lvl w:ilvl="5">
       <w:start w:val="1"/>
-      <w:numFmt w:val="bullet"/>
-      <w:lvlText w:val=""/>
+      <w:numFmt w:val="decimal"/>
+      <w:lvlText w:val="%6."/>
       <w:lvlJc w:val="left"/>
       <w:pPr>
         <w:tabs>
@@ -3479,15 +3645,12 @@
         </w:tabs>
         <w:ind w:left="4320" w:hanging="360"/>
       </w:pPr>
-      <w:rPr>
-        <w:rFonts w:ascii="Wingdings" w:hAnsi="Wingdings" w:cs="Wingdings" w:hint="default"/>
-        <w:sz w:val="20"/>
-      </w:rPr>
+      <w:rPr/>
     </w:lvl>
     <w:lvl w:ilvl="6">
       <w:start w:val="1"/>
-      <w:numFmt w:val="bullet"/>
-      <w:lvlText w:val=""/>
+      <w:numFmt w:val="decimal"/>
+      <w:lvlText w:val="%7."/>
       <w:lvlJc w:val="left"/>
       <w:pPr>
         <w:tabs>
@@ -3495,15 +3658,12 @@
         </w:tabs>
         <w:ind w:left="5040" w:hanging="360"/>
       </w:pPr>
-      <w:rPr>
-        <w:rFonts w:ascii="Wingdings" w:hAnsi="Wingdings" w:cs="Wingdings" w:hint="default"/>
-        <w:sz w:val="20"/>
-      </w:rPr>
+      <w:rPr/>
     </w:lvl>
     <w:lvl w:ilvl="7">
       <w:start w:val="1"/>
-      <w:numFmt w:val="bullet"/>
-      <w:lvlText w:val=""/>
+      <w:numFmt w:val="decimal"/>
+      <w:lvlText w:val="%8."/>
       <w:lvlJc w:val="left"/>
       <w:pPr>
         <w:tabs>
@@ -3511,15 +3671,12 @@
         </w:tabs>
         <w:ind w:left="5760" w:hanging="360"/>
       </w:pPr>
-      <w:rPr>
-        <w:rFonts w:ascii="Wingdings" w:hAnsi="Wingdings" w:cs="Wingdings" w:hint="default"/>
-        <w:sz w:val="20"/>
-      </w:rPr>
+      <w:rPr/>
     </w:lvl>
     <w:lvl w:ilvl="8">
       <w:start w:val="1"/>
-      <w:numFmt w:val="bullet"/>
-      <w:lvlText w:val=""/>
+      <w:numFmt w:val="decimal"/>
+      <w:lvlText w:val="%9."/>
       <w:lvlJc w:val="left"/>
       <w:pPr>
         <w:tabs>
@@ -3527,10 +3684,7 @@
         </w:tabs>
         <w:ind w:left="6480" w:hanging="360"/>
       </w:pPr>
-      <w:rPr>
-        <w:rFonts w:ascii="Wingdings" w:hAnsi="Wingdings" w:cs="Wingdings" w:hint="default"/>
-        <w:sz w:val="20"/>
-      </w:rPr>
+      <w:rPr/>
     </w:lvl>
   </w:abstractNum>
   <w:abstractNum w:abstractNumId="11">
@@ -3655,123 +3809,278 @@
   <w:abstractNum w:abstractNumId="12">
     <w:lvl w:ilvl="0">
       <w:start w:val="1"/>
-      <w:numFmt w:val="decimal"/>
-      <w:lvlText w:val="%1."/>
-      <w:lvlJc w:val="left"/>
-      <w:pPr>
-        <w:tabs>
-          <w:tab w:val="num" w:pos="720"/>
-        </w:tabs>
-        <w:ind w:left="720" w:hanging="360"/>
-      </w:pPr>
-      <w:rPr/>
+      <w:numFmt w:val="bullet"/>
+      <w:lvlText w:val=""/>
+      <w:lvlJc w:val="left"/>
+      <w:pPr>
+        <w:tabs>
+          <w:tab w:val="num" w:pos="709"/>
+        </w:tabs>
+        <w:ind w:left="709" w:hanging="283"/>
+      </w:pPr>
+      <w:rPr>
+        <w:rFonts w:ascii="Symbol" w:hAnsi="Symbol" w:cs="Symbol" w:hint="default"/>
+      </w:rPr>
     </w:lvl>
     <w:lvl w:ilvl="1">
       <w:start w:val="1"/>
-      <w:numFmt w:val="decimal"/>
-      <w:lvlText w:val="%2."/>
-      <w:lvlJc w:val="left"/>
-      <w:pPr>
-        <w:tabs>
-          <w:tab w:val="num" w:pos="1440"/>
-        </w:tabs>
-        <w:ind w:left="1440" w:hanging="360"/>
-      </w:pPr>
-      <w:rPr/>
+      <w:numFmt w:val="bullet"/>
+      <w:lvlText w:val=""/>
+      <w:lvlJc w:val="left"/>
+      <w:pPr>
+        <w:tabs>
+          <w:tab w:val="num" w:pos="1418"/>
+        </w:tabs>
+        <w:ind w:left="1418" w:hanging="283"/>
+      </w:pPr>
+      <w:rPr>
+        <w:rFonts w:ascii="Symbol" w:hAnsi="Symbol" w:cs="Symbol" w:hint="default"/>
+      </w:rPr>
     </w:lvl>
     <w:lvl w:ilvl="2">
       <w:start w:val="1"/>
-      <w:numFmt w:val="decimal"/>
-      <w:lvlText w:val="%3."/>
-      <w:lvlJc w:val="left"/>
-      <w:pPr>
-        <w:tabs>
-          <w:tab w:val="num" w:pos="2160"/>
-        </w:tabs>
-        <w:ind w:left="2160" w:hanging="360"/>
-      </w:pPr>
-      <w:rPr/>
+      <w:numFmt w:val="bullet"/>
+      <w:lvlText w:val=""/>
+      <w:lvlJc w:val="left"/>
+      <w:pPr>
+        <w:tabs>
+          <w:tab w:val="num" w:pos="2127"/>
+        </w:tabs>
+        <w:ind w:left="2127" w:hanging="283"/>
+      </w:pPr>
+      <w:rPr>
+        <w:rFonts w:ascii="Symbol" w:hAnsi="Symbol" w:cs="Symbol" w:hint="default"/>
+      </w:rPr>
     </w:lvl>
     <w:lvl w:ilvl="3">
       <w:start w:val="1"/>
-      <w:numFmt w:val="decimal"/>
-      <w:lvlText w:val="%4."/>
-      <w:lvlJc w:val="left"/>
-      <w:pPr>
-        <w:tabs>
-          <w:tab w:val="num" w:pos="2880"/>
-        </w:tabs>
-        <w:ind w:left="2880" w:hanging="360"/>
-      </w:pPr>
-      <w:rPr/>
+      <w:numFmt w:val="bullet"/>
+      <w:lvlText w:val=""/>
+      <w:lvlJc w:val="left"/>
+      <w:pPr>
+        <w:tabs>
+          <w:tab w:val="num" w:pos="2836"/>
+        </w:tabs>
+        <w:ind w:left="2836" w:hanging="283"/>
+      </w:pPr>
+      <w:rPr>
+        <w:rFonts w:ascii="Symbol" w:hAnsi="Symbol" w:cs="Symbol" w:hint="default"/>
+      </w:rPr>
     </w:lvl>
     <w:lvl w:ilvl="4">
       <w:start w:val="1"/>
-      <w:numFmt w:val="decimal"/>
-      <w:lvlText w:val="%5."/>
-      <w:lvlJc w:val="left"/>
-      <w:pPr>
-        <w:tabs>
-          <w:tab w:val="num" w:pos="3600"/>
-        </w:tabs>
-        <w:ind w:left="3600" w:hanging="360"/>
-      </w:pPr>
-      <w:rPr/>
+      <w:numFmt w:val="bullet"/>
+      <w:lvlText w:val=""/>
+      <w:lvlJc w:val="left"/>
+      <w:pPr>
+        <w:tabs>
+          <w:tab w:val="num" w:pos="3545"/>
+        </w:tabs>
+        <w:ind w:left="3545" w:hanging="283"/>
+      </w:pPr>
+      <w:rPr>
+        <w:rFonts w:ascii="Symbol" w:hAnsi="Symbol" w:cs="Symbol" w:hint="default"/>
+      </w:rPr>
     </w:lvl>
     <w:lvl w:ilvl="5">
       <w:start w:val="1"/>
-      <w:numFmt w:val="decimal"/>
-      <w:lvlText w:val="%6."/>
-      <w:lvlJc w:val="left"/>
-      <w:pPr>
-        <w:tabs>
-          <w:tab w:val="num" w:pos="4320"/>
-        </w:tabs>
-        <w:ind w:left="4320" w:hanging="360"/>
-      </w:pPr>
-      <w:rPr/>
+      <w:numFmt w:val="bullet"/>
+      <w:lvlText w:val=""/>
+      <w:lvlJc w:val="left"/>
+      <w:pPr>
+        <w:tabs>
+          <w:tab w:val="num" w:pos="4254"/>
+        </w:tabs>
+        <w:ind w:left="4254" w:hanging="283"/>
+      </w:pPr>
+      <w:rPr>
+        <w:rFonts w:ascii="Symbol" w:hAnsi="Symbol" w:cs="Symbol" w:hint="default"/>
+      </w:rPr>
     </w:lvl>
     <w:lvl w:ilvl="6">
       <w:start w:val="1"/>
-      <w:numFmt w:val="decimal"/>
-      <w:lvlText w:val="%7."/>
-      <w:lvlJc w:val="left"/>
-      <w:pPr>
-        <w:tabs>
-          <w:tab w:val="num" w:pos="5040"/>
-        </w:tabs>
-        <w:ind w:left="5040" w:hanging="360"/>
-      </w:pPr>
-      <w:rPr/>
+      <w:numFmt w:val="bullet"/>
+      <w:lvlText w:val=""/>
+      <w:lvlJc w:val="left"/>
+      <w:pPr>
+        <w:tabs>
+          <w:tab w:val="num" w:pos="4963"/>
+        </w:tabs>
+        <w:ind w:left="4963" w:hanging="283"/>
+      </w:pPr>
+      <w:rPr>
+        <w:rFonts w:ascii="Symbol" w:hAnsi="Symbol" w:cs="Symbol" w:hint="default"/>
+      </w:rPr>
     </w:lvl>
     <w:lvl w:ilvl="7">
       <w:start w:val="1"/>
-      <w:numFmt w:val="decimal"/>
-      <w:lvlText w:val="%8."/>
-      <w:lvlJc w:val="left"/>
-      <w:pPr>
-        <w:tabs>
-          <w:tab w:val="num" w:pos="5760"/>
-        </w:tabs>
-        <w:ind w:left="5760" w:hanging="360"/>
-      </w:pPr>
-      <w:rPr/>
+      <w:numFmt w:val="bullet"/>
+      <w:lvlText w:val=""/>
+      <w:lvlJc w:val="left"/>
+      <w:pPr>
+        <w:tabs>
+          <w:tab w:val="num" w:pos="5672"/>
+        </w:tabs>
+        <w:ind w:left="5672" w:hanging="283"/>
+      </w:pPr>
+      <w:rPr>
+        <w:rFonts w:ascii="Symbol" w:hAnsi="Symbol" w:cs="Symbol" w:hint="default"/>
+      </w:rPr>
     </w:lvl>
     <w:lvl w:ilvl="8">
       <w:start w:val="1"/>
-      <w:numFmt w:val="decimal"/>
-      <w:lvlText w:val="%9."/>
-      <w:lvlJc w:val="left"/>
-      <w:pPr>
-        <w:tabs>
-          <w:tab w:val="num" w:pos="6480"/>
-        </w:tabs>
-        <w:ind w:left="6480" w:hanging="360"/>
-      </w:pPr>
-      <w:rPr/>
+      <w:numFmt w:val="bullet"/>
+      <w:lvlText w:val=""/>
+      <w:lvlJc w:val="left"/>
+      <w:pPr>
+        <w:tabs>
+          <w:tab w:val="num" w:pos="6381"/>
+        </w:tabs>
+        <w:ind w:left="6381" w:hanging="283"/>
+      </w:pPr>
+      <w:rPr>
+        <w:rFonts w:ascii="Symbol" w:hAnsi="Symbol" w:cs="Symbol" w:hint="default"/>
+      </w:rPr>
     </w:lvl>
   </w:abstractNum>
   <w:abstractNum w:abstractNumId="13">
+    <w:lvl w:ilvl="0">
+      <w:start w:val="1"/>
+      <w:numFmt w:val="bullet"/>
+      <w:lvlText w:val=""/>
+      <w:lvlJc w:val="left"/>
+      <w:pPr>
+        <w:tabs>
+          <w:tab w:val="num" w:pos="709"/>
+        </w:tabs>
+        <w:ind w:left="709" w:hanging="283"/>
+      </w:pPr>
+      <w:rPr>
+        <w:rFonts w:ascii="Symbol" w:hAnsi="Symbol" w:cs="Symbol" w:hint="default"/>
+      </w:rPr>
+    </w:lvl>
+    <w:lvl w:ilvl="1">
+      <w:start w:val="1"/>
+      <w:numFmt w:val="bullet"/>
+      <w:lvlText w:val=""/>
+      <w:lvlJc w:val="left"/>
+      <w:pPr>
+        <w:tabs>
+          <w:tab w:val="num" w:pos="1418"/>
+        </w:tabs>
+        <w:ind w:left="1418" w:hanging="283"/>
+      </w:pPr>
+      <w:rPr>
+        <w:rFonts w:ascii="Symbol" w:hAnsi="Symbol" w:cs="Symbol" w:hint="default"/>
+      </w:rPr>
+    </w:lvl>
+    <w:lvl w:ilvl="2">
+      <w:start w:val="1"/>
+      <w:numFmt w:val="bullet"/>
+      <w:lvlText w:val=""/>
+      <w:lvlJc w:val="left"/>
+      <w:pPr>
+        <w:tabs>
+          <w:tab w:val="num" w:pos="2127"/>
+        </w:tabs>
+        <w:ind w:left="2127" w:hanging="283"/>
+      </w:pPr>
+      <w:rPr>
+        <w:rFonts w:ascii="Symbol" w:hAnsi="Symbol" w:cs="Symbol" w:hint="default"/>
+      </w:rPr>
+    </w:lvl>
+    <w:lvl w:ilvl="3">
+      <w:start w:val="1"/>
+      <w:numFmt w:val="bullet"/>
+      <w:lvlText w:val=""/>
+      <w:lvlJc w:val="left"/>
+      <w:pPr>
+        <w:tabs>
+          <w:tab w:val="num" w:pos="2836"/>
+        </w:tabs>
+        <w:ind w:left="2836" w:hanging="283"/>
+      </w:pPr>
+      <w:rPr>
+        <w:rFonts w:ascii="Symbol" w:hAnsi="Symbol" w:cs="Symbol" w:hint="default"/>
+      </w:rPr>
+    </w:lvl>
+    <w:lvl w:ilvl="4">
+      <w:start w:val="1"/>
+      <w:numFmt w:val="bullet"/>
+      <w:lvlText w:val=""/>
+      <w:lvlJc w:val="left"/>
+      <w:pPr>
+        <w:tabs>
+          <w:tab w:val="num" w:pos="3545"/>
+        </w:tabs>
+        <w:ind w:left="3545" w:hanging="283"/>
+      </w:pPr>
+      <w:rPr>
+        <w:rFonts w:ascii="Symbol" w:hAnsi="Symbol" w:cs="Symbol" w:hint="default"/>
+      </w:rPr>
+    </w:lvl>
+    <w:lvl w:ilvl="5">
+      <w:start w:val="1"/>
+      <w:numFmt w:val="bullet"/>
+      <w:lvlText w:val=""/>
+      <w:lvlJc w:val="left"/>
+      <w:pPr>
+        <w:tabs>
+          <w:tab w:val="num" w:pos="4254"/>
+        </w:tabs>
+        <w:ind w:left="4254" w:hanging="283"/>
+      </w:pPr>
+      <w:rPr>
+        <w:rFonts w:ascii="Symbol" w:hAnsi="Symbol" w:cs="Symbol" w:hint="default"/>
+      </w:rPr>
+    </w:lvl>
+    <w:lvl w:ilvl="6">
+      <w:start w:val="1"/>
+      <w:numFmt w:val="bullet"/>
+      <w:lvlText w:val=""/>
+      <w:lvlJc w:val="left"/>
+      <w:pPr>
+        <w:tabs>
+          <w:tab w:val="num" w:pos="4963"/>
+        </w:tabs>
+        <w:ind w:left="4963" w:hanging="283"/>
+      </w:pPr>
+      <w:rPr>
+        <w:rFonts w:ascii="Symbol" w:hAnsi="Symbol" w:cs="Symbol" w:hint="default"/>
+      </w:rPr>
+    </w:lvl>
+    <w:lvl w:ilvl="7">
+      <w:start w:val="1"/>
+      <w:numFmt w:val="bullet"/>
+      <w:lvlText w:val=""/>
+      <w:lvlJc w:val="left"/>
+      <w:pPr>
+        <w:tabs>
+          <w:tab w:val="num" w:pos="5672"/>
+        </w:tabs>
+        <w:ind w:left="5672" w:hanging="283"/>
+      </w:pPr>
+      <w:rPr>
+        <w:rFonts w:ascii="Symbol" w:hAnsi="Symbol" w:cs="Symbol" w:hint="default"/>
+      </w:rPr>
+    </w:lvl>
+    <w:lvl w:ilvl="8">
+      <w:start w:val="1"/>
+      <w:numFmt w:val="bullet"/>
+      <w:lvlText w:val=""/>
+      <w:lvlJc w:val="left"/>
+      <w:pPr>
+        <w:tabs>
+          <w:tab w:val="num" w:pos="6381"/>
+        </w:tabs>
+        <w:ind w:left="6381" w:hanging="283"/>
+      </w:pPr>
+      <w:rPr>
+        <w:rFonts w:ascii="Symbol" w:hAnsi="Symbol" w:cs="Symbol" w:hint="default"/>
+      </w:rPr>
+    </w:lvl>
+  </w:abstractNum>
+  <w:abstractNum w:abstractNumId="14">
     <w:lvl w:ilvl="0">
       <w:start w:val="1"/>
       <w:numFmt w:val="none"/>
@@ -3928,6 +4237,9 @@
   </w:num>
   <w:num w:numId="13">
     <w:abstractNumId w:val="13"/>
+  </w:num>
+  <w:num w:numId="14">
+    <w:abstractNumId w:val="14"/>
   </w:num>
 </w:numbering>
 </file>
@@ -4333,6 +4645,7 @@
     <w:rsid w:val="00f77291"/>
     <w:pPr>
       <w:widowControl/>
+      <w:suppressAutoHyphens w:val="true"/>
       <w:bidi w:val="0"/>
       <w:spacing w:lineRule="auto" w:line="240" w:before="0" w:after="0"/>
       <w:jc w:val="left"/>
@@ -4343,7 +4656,7 @@
       <w:kern w:val="0"/>
       <w:sz w:val="24"/>
       <w:szCs w:val="24"/>
-      <w:lang w:eastAsia="es-MX" w:val="es-CO" w:bidi="ar-SA"/>
+      <w:lang w:val="es-CO" w:eastAsia="es-MX" w:bidi="ar-SA"/>
     </w:rPr>
   </w:style>
   <w:style w:type="paragraph" w:styleId="Ttulo1">
@@ -4574,6 +4887,21 @@
       <w:iCs/>
     </w:rPr>
   </w:style>
+  <w:style w:type="character" w:styleId="Destaquemayor">
+    <w:name w:val="Destaque mayor"/>
+    <w:qFormat/>
+    <w:rPr>
+      <w:b/>
+      <w:bCs/>
+    </w:rPr>
+  </w:style>
+  <w:style w:type="character" w:styleId="Vietas">
+    <w:name w:val="Viñetas"/>
+    <w:qFormat/>
+    <w:rPr>
+      <w:rFonts w:ascii="OpenSymbol" w:hAnsi="OpenSymbol" w:eastAsia="OpenSymbol" w:cs="OpenSymbol"/>
+    </w:rPr>
+  </w:style>
   <w:style w:type="paragraph" w:styleId="Ttulo">
     <w:name w:val="Título"/>
     <w:basedOn w:val="Normal"/>
@@ -4727,6 +5055,7 @@
     <w:rsid w:val="048a35f2"/>
     <w:pPr>
       <w:widowControl/>
+      <w:suppressAutoHyphens w:val="true"/>
       <w:bidi w:val="0"/>
       <w:spacing w:lineRule="auto" w:line="259" w:before="0" w:after="0"/>
       <w:jc w:val="left"/>
